--- a/TestWord_1/F_ТИПОВИЙ ДОГОВІР МУЗИЧНІ АВТОМАТИ  ГО УААСП.docx
+++ b/TestWord_1/F_ТИПОВИЙ ДОГОВІР МУЗИЧНІ АВТОМАТИ  ГО УААСП.docx
@@ -179,7 +179,7 @@
         <w:adjustRightInd w:val="0"/>
         <w:spacing w:after="0" w:line="240" w:lineRule="auto"/>
         <w:ind w:right="-141"/>
-        <w:jc w:val="both"/>
+        <w:jc w:val="center"/>
         <w:textAlignment w:val="baseline"/>
         <w:rPr>
           <w:rFonts w:ascii="Times New Roman" w:eastAsia="MS Mincho" w:hAnsi="Times New Roman" w:cs="Times New Roman"/>
@@ -217,12 +217,13 @@
         <w:sdtPr>
           <w:rPr>
             <w:rFonts w:ascii="Times New Roman" w:hAnsi="Times New Roman" w:cs="Times New Roman"/>
+            <w:b/>
             <w:sz w:val="20"/>
             <w:szCs w:val="20"/>
             <w:lang w:val="uk-UA"/>
           </w:rPr>
-          <w:alias w:val="docDateC"/>
-          <w:tag w:val="docDateC"/>
+          <w:alias w:val="docDate"/>
+          <w:tag w:val="docDate"/>
           <w:id w:val="-1392730580"/>
           <w:placeholder>
             <w:docPart w:val="AD3D7C954B6841D3B7CBE57FD952D829"/>
@@ -551,6 +552,8 @@
         <w:sdtPr>
           <w:rPr>
             <w:rFonts w:ascii="Times New Roman" w:hAnsi="Times New Roman" w:cs="Times New Roman"/>
+            <w:sz w:val="20"/>
+            <w:szCs w:val="20"/>
           </w:rPr>
           <w:alias w:val="fop"/>
           <w:tag w:val="fop"/>
@@ -574,6 +577,11 @@
         </w:sdtContent>
       </w:sdt>
       <w:r>
+        <w:rPr>
+          <w:rFonts w:ascii="Times New Roman" w:hAnsi="Times New Roman" w:cs="Times New Roman"/>
+          <w:sz w:val="20"/>
+          <w:szCs w:val="20"/>
+        </w:rPr>
         <w:t xml:space="preserve"> </w:t>
       </w:r>
       <w:sdt>
@@ -581,6 +589,8 @@
           <w:rPr>
             <w:rFonts w:ascii="Times New Roman" w:hAnsi="Times New Roman" w:cs="Times New Roman"/>
             <w:b/>
+            <w:sz w:val="20"/>
+            <w:szCs w:val="20"/>
           </w:rPr>
           <w:alias w:val="CstName"/>
           <w:tag w:val="CstName"/>
@@ -610,6 +620,8 @@
         <w:rPr>
           <w:rFonts w:ascii="Times New Roman" w:hAnsi="Times New Roman" w:cs="Times New Roman"/>
           <w:b/>
+          <w:sz w:val="20"/>
+          <w:szCs w:val="20"/>
         </w:rPr>
         <w:t>(</w:t>
       </w:r>
@@ -618,6 +630,8 @@
         <w:rPr>
           <w:rFonts w:ascii="Times New Roman" w:hAnsi="Times New Roman" w:cs="Times New Roman"/>
           <w:b/>
+          <w:sz w:val="20"/>
+          <w:szCs w:val="20"/>
         </w:rPr>
         <w:t>далі</w:t>
       </w:r>
@@ -626,6 +640,8 @@
         <w:rPr>
           <w:rFonts w:ascii="Times New Roman" w:hAnsi="Times New Roman" w:cs="Times New Roman"/>
           <w:b/>
+          <w:sz w:val="20"/>
+          <w:szCs w:val="20"/>
         </w:rPr>
         <w:t xml:space="preserve"> – </w:t>
       </w:r>
@@ -634,6 +650,8 @@
         <w:rPr>
           <w:rFonts w:ascii="Times New Roman" w:hAnsi="Times New Roman" w:cs="Times New Roman"/>
           <w:b/>
+          <w:sz w:val="20"/>
+          <w:szCs w:val="20"/>
         </w:rPr>
         <w:t>Користувач</w:t>
       </w:r>
@@ -642,8 +660,19 @@
         <w:rPr>
           <w:rFonts w:ascii="Times New Roman" w:hAnsi="Times New Roman" w:cs="Times New Roman"/>
           <w:b/>
+          <w:sz w:val="20"/>
+          <w:szCs w:val="20"/>
         </w:rPr>
         <w:t>)</w:t>
+      </w:r>
+      <w:r>
+        <w:rPr>
+          <w:rFonts w:ascii="Times New Roman" w:hAnsi="Times New Roman" w:cs="Times New Roman"/>
+          <w:b/>
+          <w:sz w:val="20"/>
+          <w:szCs w:val="20"/>
+        </w:rPr>
+        <w:t>,</w:t>
       </w:r>
       <w:r>
         <w:t xml:space="preserve"> </w:t>
@@ -652,6 +681,8 @@
         <w:sdtPr>
           <w:rPr>
             <w:rFonts w:ascii="Times New Roman" w:hAnsi="Times New Roman" w:cs="Times New Roman"/>
+            <w:sz w:val="20"/>
+            <w:szCs w:val="20"/>
           </w:rPr>
           <w:alias w:val="vOsobi"/>
           <w:tag w:val="vOsobi"/>
@@ -679,6 +710,8 @@
           <w:rPr>
             <w:rFonts w:ascii="Times New Roman" w:hAnsi="Times New Roman" w:cs="Times New Roman"/>
             <w:b/>
+            <w:sz w:val="20"/>
+            <w:szCs w:val="20"/>
           </w:rPr>
           <w:alias w:val="CstPerson"/>
           <w:tag w:val="CstPerson"/>
@@ -704,12 +737,20 @@
         </w:sdtContent>
       </w:sdt>
       <w:r>
-        <w:t xml:space="preserve">, </w:t>
+        <w:rPr>
+          <w:rFonts w:ascii="Times New Roman" w:hAnsi="Times New Roman" w:cs="Times New Roman"/>
+          <w:b/>
+          <w:sz w:val="20"/>
+          <w:szCs w:val="20"/>
+        </w:rPr>
+        <w:t xml:space="preserve"> </w:t>
       </w:r>
       <w:sdt>
         <w:sdtPr>
           <w:rPr>
             <w:rFonts w:ascii="Times New Roman" w:hAnsi="Times New Roman" w:cs="Times New Roman"/>
+            <w:sz w:val="20"/>
+            <w:szCs w:val="20"/>
           </w:rPr>
           <w:alias w:val="naPidstavi"/>
           <w:tag w:val="naPidstavi"/>
@@ -737,6 +778,8 @@
           <w:rPr>
             <w:rFonts w:ascii="Times New Roman" w:hAnsi="Times New Roman" w:cs="Times New Roman"/>
             <w:b/>
+            <w:sz w:val="20"/>
+            <w:szCs w:val="20"/>
           </w:rPr>
           <w:alias w:val="CstPersonReason"/>
           <w:tag w:val="CstPersonReason"/>
@@ -764,13 +807,22 @@
       <w:bookmarkEnd w:id="2"/>
       <w:r>
         <w:rPr>
+          <w:rFonts w:ascii="Times New Roman" w:hAnsi="Times New Roman" w:cs="Times New Roman"/>
+          <w:b/>
+          <w:sz w:val="20"/>
+          <w:szCs w:val="20"/>
+        </w:rPr>
+        <w:t xml:space="preserve">  </w:t>
+      </w:r>
+      <w:r>
+        <w:rPr>
           <w:rFonts w:ascii="Times New Roman" w:eastAsia="MS Mincho" w:hAnsi="Times New Roman" w:cs="Times New Roman"/>
           <w:spacing w:val="-6"/>
           <w:sz w:val="20"/>
           <w:szCs w:val="20"/>
           <w:lang w:val="uk-UA" w:eastAsia="ru-RU"/>
         </w:rPr>
-        <w:t>, з іншої сторони, що при подальшому згадуванні разом іменуються – Сторони, уклали даний Ліцензійний договір (далі – Договір) про наступне:</w:t>
+        <w:t>з іншої сторони, що при подальшому згадуванні разом іменуються – Сторони, уклали даний Ліцензійний договір (далі – Договір) про наступне:</w:t>
       </w:r>
     </w:p>
     <w:p>
@@ -2807,7 +2859,7 @@
         </w:rPr>
         <w:alias w:val="TablePL1"/>
         <w:tag w:val="TablePL1"/>
-        <w:id w:val="1673836663"/>
+        <w:id w:val="352378048"/>
         <w:placeholder>
           <w:docPart w:val="DefaultPlaceholder_-1854013436"/>
         </w:placeholder>
@@ -2816,7 +2868,6 @@
           <w:docPartGallery w:val="Tables"/>
         </w:docPartList>
       </w:sdtPr>
-      <w:sdtEndPr/>
       <w:sdtContent>
         <w:p>
           <w:pPr>
@@ -2825,7 +2876,7 @@
             <w:autoSpaceDN w:val="0"/>
             <w:adjustRightInd w:val="0"/>
             <w:spacing w:after="0" w:line="240" w:lineRule="auto"/>
-            <w:ind w:right="-141"/>
+            <w:ind w:right="-141" w:firstLine="360"/>
             <w:jc w:val="both"/>
             <w:textAlignment w:val="baseline"/>
             <w:rPr>
@@ -2838,7 +2889,7 @@
         </w:p>
         <w:tbl>
           <w:tblPr>
-            <w:tblW w:w="10632" w:type="dxa"/>
+            <w:tblW w:w="10519" w:type="dxa"/>
             <w:tblInd w:w="108" w:type="dxa"/>
             <w:tblBorders>
               <w:top w:val="single" w:sz="4" w:space="0" w:color="auto"/>
@@ -2851,9 +2902,10 @@
             <w:tblLook w:val="01E0" w:firstRow="1" w:lastRow="1" w:firstColumn="1" w:lastColumn="1" w:noHBand="0" w:noVBand="0"/>
           </w:tblPr>
           <w:tblGrid>
-            <w:gridCol w:w="758"/>
-            <w:gridCol w:w="6075"/>
-            <w:gridCol w:w="3799"/>
+            <w:gridCol w:w="741"/>
+            <w:gridCol w:w="2879"/>
+            <w:gridCol w:w="5541"/>
+            <w:gridCol w:w="1358"/>
           </w:tblGrid>
           <w:tr>
             <w:trPr>
@@ -2861,8 +2913,83 @@
             </w:trPr>
             <w:tc>
               <w:tcPr>
-                <w:tcW w:w="758" w:type="dxa"/>
+                <w:tcW w:w="741" w:type="dxa"/>
+                <w:tcBorders>
+                  <w:top w:val="single" w:sz="4" w:space="0" w:color="auto"/>
+                  <w:left w:val="single" w:sz="4" w:space="0" w:color="auto"/>
+                  <w:bottom w:val="single" w:sz="4" w:space="0" w:color="auto"/>
+                  <w:right w:val="single" w:sz="4" w:space="0" w:color="auto"/>
+                </w:tcBorders>
                 <w:vAlign w:val="center"/>
+                <w:hideMark/>
+              </w:tcPr>
+              <w:p>
+                <w:pPr>
+                  <w:pStyle w:val="a8"/>
+                  <w:ind w:right="0"/>
+                  <w:jc w:val="center"/>
+                  <w:rPr>
+                    <w:sz w:val="20"/>
+                    <w:szCs w:val="20"/>
+                  </w:rPr>
+                </w:pPr>
+                <w:r>
+                  <w:rPr>
+                    <w:b/>
+                    <w:bCs/>
+                    <w:sz w:val="20"/>
+                    <w:szCs w:val="20"/>
+                  </w:rPr>
+                  <w:t>№ з/п</w:t>
+                </w:r>
+              </w:p>
+            </w:tc>
+            <w:tc>
+              <w:tcPr>
+                <w:tcW w:w="2879" w:type="dxa"/>
+                <w:tcBorders>
+                  <w:top w:val="single" w:sz="4" w:space="0" w:color="auto"/>
+                  <w:left w:val="single" w:sz="4" w:space="0" w:color="auto"/>
+                  <w:bottom w:val="single" w:sz="4" w:space="0" w:color="auto"/>
+                  <w:right w:val="single" w:sz="4" w:space="0" w:color="auto"/>
+                </w:tcBorders>
+                <w:vAlign w:val="center"/>
+              </w:tcPr>
+              <w:p>
+                <w:pPr>
+                  <w:spacing w:after="0" w:line="240" w:lineRule="auto"/>
+                  <w:jc w:val="center"/>
+                  <w:rPr>
+                    <w:rFonts w:ascii="Times New Roman" w:eastAsia="MS Mincho" w:hAnsi="Times New Roman" w:cs="Times New Roman"/>
+                    <w:b/>
+                    <w:sz w:val="20"/>
+                    <w:szCs w:val="20"/>
+                    <w:lang w:val="uk-UA" w:eastAsia="ru-RU"/>
+                  </w:rPr>
+                </w:pPr>
+                <w:r>
+                  <w:rPr>
+                    <w:rFonts w:ascii="Times New Roman" w:eastAsia="MS Mincho" w:hAnsi="Times New Roman" w:cs="Times New Roman"/>
+                    <w:b/>
+                    <w:sz w:val="20"/>
+                    <w:szCs w:val="20"/>
+                    <w:lang w:val="uk-UA" w:eastAsia="ru-RU"/>
+                  </w:rPr>
+                  <w:t>Назва музичного автомата</w:t>
+                </w:r>
+              </w:p>
+            </w:tc>
+            <w:tc>
+              <w:tcPr>
+                <w:tcW w:w="5541" w:type="dxa"/>
+                <w:tcBorders>
+                  <w:top w:val="single" w:sz="4" w:space="0" w:color="auto"/>
+                  <w:left w:val="single" w:sz="4" w:space="0" w:color="auto"/>
+                  <w:bottom w:val="single" w:sz="4" w:space="0" w:color="auto"/>
+                  <w:right w:val="single" w:sz="4" w:space="0" w:color="auto"/>
+                </w:tcBorders>
+                <w:vAlign w:val="center"/>
+                <w:hideMark/>
               </w:tcPr>
               <w:p>
                 <w:pPr>
@@ -2871,178 +2998,48 @@
                   <w:autoSpaceDN w:val="0"/>
                   <w:adjustRightInd w:val="0"/>
                   <w:spacing w:after="0" w:line="240" w:lineRule="auto"/>
-                  <w:ind w:right="-141"/>
-                  <w:jc w:val="both"/>
+                  <w:jc w:val="center"/>
                   <w:textAlignment w:val="baseline"/>
                   <w:rPr>
-                    <w:rFonts w:ascii="Verdana" w:eastAsia="MS Mincho" w:hAnsi="Verdana" w:cs="Times New Roman CYR"/>
-                    <w:sz w:val="18"/>
-                    <w:szCs w:val="18"/>
-                    <w:highlight w:val="yellow"/>
-                    <w:lang w:val="en-US" w:eastAsia="ru-RU"/>
+                    <w:rFonts w:ascii="Times New Roman" w:hAnsi="Times New Roman" w:cs="Times New Roman"/>
+                    <w:sz w:val="20"/>
+                    <w:szCs w:val="20"/>
                   </w:rPr>
                 </w:pPr>
                 <w:r>
                   <w:rPr>
-                    <w:rFonts w:ascii="Times New Roman CYR" w:eastAsia="MS Mincho" w:hAnsi="Times New Roman CYR" w:cs="Times New Roman CYR"/>
+                    <w:rFonts w:ascii="Times New Roman" w:eastAsia="MS Mincho" w:hAnsi="Times New Roman" w:cs="Times New Roman"/>
                     <w:b/>
-                    <w:bCs/>
-                    <w:sz w:val="18"/>
-                    <w:szCs w:val="18"/>
-                    <w:highlight w:val="yellow"/>
+                    <w:sz w:val="20"/>
+                    <w:szCs w:val="20"/>
                     <w:lang w:val="uk-UA" w:eastAsia="ru-RU"/>
                   </w:rPr>
-                  <w:t>№ з/п</w:t>
-                </w:r>
-              </w:p>
-            </w:tc>
-            <w:tc>
-              <w:tcPr>
-                <w:tcW w:w="6075" w:type="dxa"/>
-                <w:vAlign w:val="center"/>
-              </w:tcPr>
-              <w:p>
-                <w:pPr>
-                  <w:overflowPunct w:val="0"/>
-                  <w:autoSpaceDE w:val="0"/>
-                  <w:autoSpaceDN w:val="0"/>
-                  <w:adjustRightInd w:val="0"/>
-                  <w:spacing w:after="0" w:line="240" w:lineRule="auto"/>
-                  <w:ind w:right="-141"/>
-                  <w:jc w:val="center"/>
-                  <w:textAlignment w:val="baseline"/>
-                  <w:rPr>
-                    <w:rFonts w:ascii="Times New Roman CYR" w:eastAsia="MS Mincho" w:hAnsi="Times New Roman CYR" w:cs="Times New Roman CYR"/>
-                    <w:b/>
-                    <w:sz w:val="18"/>
-                    <w:szCs w:val="18"/>
-                    <w:highlight w:val="yellow"/>
-                    <w:lang w:eastAsia="ru-RU"/>
-                  </w:rPr>
-                </w:pPr>
-                <w:r>
-                  <w:rPr>
-                    <w:rFonts w:ascii="Times New Roman CYR" w:eastAsia="MS Mincho" w:hAnsi="Times New Roman CYR" w:cs="Times New Roman CYR"/>
-                    <w:b/>
-                    <w:sz w:val="18"/>
-                    <w:szCs w:val="18"/>
-                    <w:highlight w:val="yellow"/>
-                    <w:lang w:val="uk-UA" w:eastAsia="ru-RU"/>
-                  </w:rPr>
-                  <w:t>Фактична а</w:t>
-                </w:r>
-                <w:proofErr w:type="spellStart"/>
-                <w:r>
-                  <w:rPr>
-                    <w:rFonts w:ascii="Times New Roman CYR" w:eastAsia="MS Mincho" w:hAnsi="Times New Roman CYR" w:cs="Times New Roman CYR"/>
-                    <w:b/>
-                    <w:sz w:val="18"/>
-                    <w:szCs w:val="18"/>
-                    <w:highlight w:val="yellow"/>
-                    <w:lang w:eastAsia="ru-RU"/>
-                  </w:rPr>
-                  <w:t>дрес</w:t>
-                </w:r>
-                <w:proofErr w:type="spellEnd"/>
-                <w:r>
-                  <w:rPr>
-                    <w:rFonts w:ascii="Times New Roman CYR" w:eastAsia="MS Mincho" w:hAnsi="Times New Roman CYR" w:cs="Times New Roman CYR"/>
-                    <w:b/>
-                    <w:sz w:val="18"/>
-                    <w:szCs w:val="18"/>
-                    <w:highlight w:val="yellow"/>
-                    <w:lang w:val="uk-UA" w:eastAsia="ru-RU"/>
-                  </w:rPr>
-                  <w:t>а (місцезнаходження) музичного автомата Користувача</w:t>
+                  <w:t xml:space="preserve">Фактична адреса (місцезнаходження) музичного автомата Користувача: </w:t>
                 </w:r>
                 <w:r>
                   <w:rPr>
-                    <w:rFonts w:ascii="Times New Roman CYR" w:eastAsia="MS Mincho" w:hAnsi="Times New Roman CYR" w:cs="Times New Roman CYR"/>
-                    <w:b/>
-                    <w:sz w:val="18"/>
-                    <w:szCs w:val="18"/>
-                    <w:highlight w:val="yellow"/>
-                    <w:lang w:eastAsia="ru-RU"/>
-                  </w:rPr>
-                  <w:t>:</w:t>
-                </w:r>
-              </w:p>
-              <w:p>
-                <w:pPr>
-                  <w:overflowPunct w:val="0"/>
-                  <w:autoSpaceDE w:val="0"/>
-                  <w:autoSpaceDN w:val="0"/>
-                  <w:adjustRightInd w:val="0"/>
-                  <w:spacing w:after="0" w:line="240" w:lineRule="auto"/>
-                  <w:ind w:right="-141"/>
-                  <w:jc w:val="center"/>
-                  <w:textAlignment w:val="baseline"/>
-                  <w:rPr>
-                    <w:rFonts w:ascii="Times New Roman CYR" w:eastAsia="MS Mincho" w:hAnsi="Times New Roman CYR" w:cs="Times New Roman CYR"/>
-                    <w:i/>
-                    <w:sz w:val="18"/>
-                    <w:szCs w:val="18"/>
-                    <w:highlight w:val="yellow"/>
-                    <w:lang w:val="uk-UA" w:eastAsia="ru-RU"/>
-                  </w:rPr>
-                </w:pPr>
-                <w:r>
-                  <w:rPr>
-                    <w:rFonts w:ascii="Times New Roman CYR" w:eastAsia="MS Mincho" w:hAnsi="Times New Roman CYR" w:cs="Times New Roman CYR"/>
-                    <w:sz w:val="18"/>
-                    <w:szCs w:val="18"/>
-                    <w:highlight w:val="yellow"/>
+                    <w:rFonts w:ascii="Times New Roman" w:eastAsia="MS Mincho" w:hAnsi="Times New Roman" w:cs="Times New Roman"/>
+                    <w:sz w:val="20"/>
+                    <w:szCs w:val="20"/>
                     <w:lang w:val="uk-UA" w:eastAsia="ru-RU"/>
                   </w:rPr>
                   <w:t>(</w:t>
                 </w:r>
                 <w:r>
                   <w:rPr>
-                    <w:rFonts w:ascii="Times New Roman CYR" w:eastAsia="MS Mincho" w:hAnsi="Times New Roman CYR" w:cs="Times New Roman CYR"/>
+                    <w:rFonts w:ascii="Times New Roman" w:eastAsia="MS Mincho" w:hAnsi="Times New Roman" w:cs="Times New Roman"/>
                     <w:i/>
-                    <w:sz w:val="18"/>
-                    <w:szCs w:val="18"/>
-                    <w:highlight w:val="yellow"/>
+                    <w:sz w:val="20"/>
+                    <w:szCs w:val="20"/>
                     <w:lang w:val="uk-UA" w:eastAsia="ru-RU"/>
                   </w:rPr>
-                  <w:t xml:space="preserve">назва області, міста (селища або села), вулиця, № будинку тощо </w:t>
-                </w:r>
-              </w:p>
-              <w:p>
-                <w:pPr>
-                  <w:overflowPunct w:val="0"/>
-                  <w:autoSpaceDE w:val="0"/>
-                  <w:autoSpaceDN w:val="0"/>
-                  <w:adjustRightInd w:val="0"/>
-                  <w:spacing w:after="0" w:line="240" w:lineRule="auto"/>
-                  <w:ind w:right="-141"/>
-                  <w:jc w:val="center"/>
-                  <w:textAlignment w:val="baseline"/>
-                  <w:rPr>
-                    <w:rFonts w:ascii="Verdana" w:eastAsia="MS Mincho" w:hAnsi="Verdana" w:cs="Times New Roman CYR"/>
-                    <w:sz w:val="18"/>
-                    <w:szCs w:val="18"/>
-                    <w:highlight w:val="yellow"/>
-                    <w:lang w:eastAsia="ru-RU"/>
-                  </w:rPr>
-                </w:pPr>
-                <w:r>
-                  <w:rPr>
-                    <w:rFonts w:ascii="Times New Roman CYR" w:eastAsia="MS Mincho" w:hAnsi="Times New Roman CYR" w:cs="Times New Roman CYR"/>
-                    <w:i/>
-                    <w:sz w:val="18"/>
-                    <w:szCs w:val="18"/>
-                    <w:highlight w:val="yellow"/>
-                    <w:lang w:val="uk-UA" w:eastAsia="ru-RU"/>
-                  </w:rPr>
-                  <w:t>на території України</w:t>
+                  <w:t>назва області, міста (селища або села), вулиця, № будинку тощо на території України</w:t>
                 </w:r>
                 <w:r>
                   <w:rPr>
-                    <w:rFonts w:ascii="Times New Roman CYR" w:eastAsia="MS Mincho" w:hAnsi="Times New Roman CYR" w:cs="Times New Roman CYR"/>
-                    <w:sz w:val="18"/>
-                    <w:szCs w:val="18"/>
-                    <w:highlight w:val="yellow"/>
+                    <w:rFonts w:ascii="Times New Roman" w:eastAsia="MS Mincho" w:hAnsi="Times New Roman" w:cs="Times New Roman"/>
+                    <w:sz w:val="20"/>
+                    <w:szCs w:val="20"/>
                     <w:lang w:val="uk-UA" w:eastAsia="ru-RU"/>
                   </w:rPr>
                   <w:t>)</w:t>
@@ -3051,86 +3048,35 @@
             </w:tc>
             <w:tc>
               <w:tcPr>
-                <w:tcW w:w="3799" w:type="dxa"/>
+                <w:tcW w:w="1358" w:type="dxa"/>
+                <w:tcBorders>
+                  <w:top w:val="single" w:sz="4" w:space="0" w:color="auto"/>
+                  <w:left w:val="single" w:sz="4" w:space="0" w:color="auto"/>
+                  <w:bottom w:val="single" w:sz="4" w:space="0" w:color="auto"/>
+                  <w:right w:val="single" w:sz="4" w:space="0" w:color="auto"/>
+                </w:tcBorders>
                 <w:vAlign w:val="center"/>
+                <w:hideMark/>
               </w:tcPr>
               <w:p>
                 <w:pPr>
-                  <w:overflowPunct w:val="0"/>
-                  <w:autoSpaceDE w:val="0"/>
-                  <w:autoSpaceDN w:val="0"/>
-                  <w:adjustRightInd w:val="0"/>
-                  <w:spacing w:after="0" w:line="240" w:lineRule="auto"/>
-                  <w:ind w:right="-141"/>
+                  <w:pStyle w:val="a8"/>
+                  <w:ind w:right="0"/>
                   <w:jc w:val="center"/>
-                  <w:textAlignment w:val="baseline"/>
                   <w:rPr>
-                    <w:rFonts w:ascii="Verdana" w:eastAsia="MS Mincho" w:hAnsi="Verdana" w:cs="Times New Roman CYR"/>
                     <w:b/>
-                    <w:sz w:val="18"/>
-                    <w:szCs w:val="18"/>
-                    <w:lang w:val="uk-UA" w:eastAsia="ru-RU"/>
+                    <w:sz w:val="20"/>
+                    <w:szCs w:val="20"/>
                   </w:rPr>
                 </w:pPr>
                 <w:r>
                   <w:rPr>
-                    <w:rFonts w:ascii="Times New Roman CYR" w:eastAsia="MS Mincho" w:hAnsi="Times New Roman CYR" w:cs="Times New Roman CYR"/>
                     <w:b/>
-                    <w:sz w:val="18"/>
-                    <w:szCs w:val="18"/>
-                    <w:highlight w:val="yellow"/>
-                    <w:lang w:val="uk-UA" w:eastAsia="ru-RU"/>
+                    <w:sz w:val="20"/>
+                    <w:szCs w:val="20"/>
                   </w:rPr>
-                  <w:t>Назва музичного автомата</w:t>
+                  <w:t>Модель, серія, номер</w:t>
                 </w:r>
-                <w:r>
-                  <w:rPr>
-                    <w:rFonts w:ascii="Times New Roman CYR" w:eastAsia="MS Mincho" w:hAnsi="Times New Roman CYR" w:cs="Times New Roman CYR"/>
-                    <w:b/>
-                    <w:sz w:val="18"/>
-                    <w:szCs w:val="18"/>
-                    <w:highlight w:val="yellow"/>
-                    <w:lang w:eastAsia="ru-RU"/>
-                  </w:rPr>
-                  <w:t xml:space="preserve"> </w:t>
-                </w:r>
-                <w:r>
-                  <w:rPr>
-                    <w:rFonts w:ascii="Times New Roman CYR" w:eastAsia="MS Mincho" w:hAnsi="Times New Roman CYR" w:cs="Times New Roman CYR"/>
-                    <w:i/>
-                    <w:sz w:val="18"/>
-                    <w:szCs w:val="18"/>
-                    <w:highlight w:val="yellow"/>
-                    <w:lang w:eastAsia="ru-RU"/>
-                  </w:rPr>
-                  <w:t xml:space="preserve">(модель, </w:t>
-                </w:r>
-                <w:proofErr w:type="spellStart"/>
-                <w:r>
-                  <w:rPr>
-                    <w:rFonts w:ascii="Times New Roman CYR" w:eastAsia="MS Mincho" w:hAnsi="Times New Roman CYR" w:cs="Times New Roman CYR"/>
-                    <w:i/>
-                    <w:sz w:val="18"/>
-                    <w:szCs w:val="18"/>
-                    <w:highlight w:val="yellow"/>
-                    <w:lang w:eastAsia="ru-RU"/>
-                  </w:rPr>
-                  <w:t>серія</w:t>
-                </w:r>
-                <w:proofErr w:type="spellEnd"/>
-                <w:r>
-                  <w:rPr>
-                    <w:rFonts w:ascii="Times New Roman CYR" w:eastAsia="MS Mincho" w:hAnsi="Times New Roman CYR" w:cs="Times New Roman CYR"/>
-                    <w:i/>
-                    <w:sz w:val="18"/>
-                    <w:szCs w:val="18"/>
-                    <w:highlight w:val="yellow"/>
-                    <w:lang w:eastAsia="ru-RU"/>
-                  </w:rPr>
-                  <w:t>, номер)</w:t>
-                </w:r>
-                <w:bookmarkStart w:id="3" w:name="_GoBack"/>
-                <w:bookmarkEnd w:id="3"/>
               </w:p>
             </w:tc>
           </w:tr>
@@ -3142,7 +3088,7 @@
             <w:autoSpaceDN w:val="0"/>
             <w:adjustRightInd w:val="0"/>
             <w:spacing w:after="0" w:line="240" w:lineRule="auto"/>
-            <w:ind w:right="-141"/>
+            <w:ind w:right="-141" w:firstLine="360"/>
             <w:jc w:val="both"/>
             <w:textAlignment w:val="baseline"/>
             <w:rPr>
@@ -3666,7 +3612,7 @@
         </w:rPr>
         <w:t xml:space="preserve"> становить: </w:t>
       </w:r>
-      <w:bookmarkStart w:id="4" w:name="_Hlk3207123"/>
+      <w:bookmarkStart w:id="3" w:name="_Hlk3207123"/>
       <w:sdt>
         <w:sdtPr>
           <w:rPr>
@@ -3712,7 +3658,6 @@
       <w:r>
         <w:rPr>
           <w:rFonts w:ascii="Times New Roman" w:eastAsia="MS Mincho" w:hAnsi="Times New Roman" w:cs="Times New Roman"/>
-          <w:b/>
           <w:bCs/>
           <w:sz w:val="20"/>
           <w:szCs w:val="20"/>
@@ -3750,11 +3695,10 @@
           </w:r>
         </w:sdtContent>
       </w:sdt>
-      <w:bookmarkEnd w:id="4"/>
-      <w:r>
-        <w:rPr>
-          <w:rFonts w:ascii="Times New Roman" w:eastAsia="MS Mincho" w:hAnsi="Times New Roman" w:cs="Times New Roman"/>
-          <w:b/>
+      <w:bookmarkEnd w:id="3"/>
+      <w:r>
+        <w:rPr>
+          <w:rFonts w:ascii="Times New Roman" w:eastAsia="MS Mincho" w:hAnsi="Times New Roman" w:cs="Times New Roman"/>
           <w:bCs/>
           <w:sz w:val="20"/>
           <w:szCs w:val="20"/>
@@ -3777,9 +3721,9 @@
           <w:b/>
           <w:sz w:val="20"/>
           <w:szCs w:val="20"/>
-          <w:lang w:val="uk-UA" w:eastAsia="ru-RU"/>
-        </w:rPr>
-        <w:t>відсоток</w:t>
+          <w:lang w:eastAsia="ru-RU"/>
+        </w:rPr>
+        <w:t>%</w:t>
       </w:r>
       <w:r>
         <w:rPr>
@@ -3839,7 +3783,7 @@
         </w:rPr>
         <w:t xml:space="preserve"> </w:t>
       </w:r>
-      <w:bookmarkStart w:id="5" w:name="_Hlk3207175"/>
+      <w:bookmarkStart w:id="4" w:name="_Hlk3207175"/>
       <w:sdt>
         <w:sdtPr>
           <w:rPr>
@@ -3879,7 +3823,17 @@
           <w:szCs w:val="20"/>
           <w:lang w:eastAsia="ru-RU"/>
         </w:rPr>
-        <w:t xml:space="preserve"> (</w:t>
+        <w:t xml:space="preserve"> </w:t>
+      </w:r>
+      <w:r>
+        <w:rPr>
+          <w:rFonts w:ascii="Times New Roman" w:eastAsia="MS Mincho" w:hAnsi="Times New Roman" w:cs="Times New Roman"/>
+          <w:bCs/>
+          <w:sz w:val="20"/>
+          <w:szCs w:val="20"/>
+          <w:lang w:eastAsia="ru-RU"/>
+        </w:rPr>
+        <w:t>(</w:t>
       </w:r>
       <w:sdt>
         <w:sdtPr>
@@ -3913,13 +3867,23 @@
       <w:r>
         <w:rPr>
           <w:rFonts w:ascii="Times New Roman" w:eastAsia="MS Mincho" w:hAnsi="Times New Roman" w:cs="Times New Roman"/>
-          <w:b/>
           <w:bCs/>
           <w:sz w:val="20"/>
           <w:szCs w:val="20"/>
           <w:lang w:eastAsia="ru-RU"/>
         </w:rPr>
-        <w:t xml:space="preserve">) грн. </w:t>
+        <w:t>)</w:t>
+      </w:r>
+      <w:r>
+        <w:rPr>
+          <w:rFonts w:ascii="Times New Roman" w:eastAsia="MS Mincho" w:hAnsi="Times New Roman" w:cs="Times New Roman"/>
+          <w:b/>
+          <w:bCs/>
+          <w:sz w:val="20"/>
+          <w:szCs w:val="20"/>
+          <w:lang w:eastAsia="ru-RU"/>
+        </w:rPr>
+        <w:t xml:space="preserve"> грн. </w:t>
       </w:r>
       <w:sdt>
         <w:sdtPr>
@@ -3955,14 +3919,24 @@
         <w:rPr>
           <w:rFonts w:ascii="Times New Roman" w:eastAsia="MS Mincho" w:hAnsi="Times New Roman" w:cs="Times New Roman"/>
           <w:b/>
+          <w:sz w:val="20"/>
+          <w:szCs w:val="20"/>
+          <w:lang w:eastAsia="ru-RU"/>
+        </w:rPr>
+        <w:t xml:space="preserve"> </w:t>
+      </w:r>
+      <w:r>
+        <w:rPr>
+          <w:rFonts w:ascii="Times New Roman" w:eastAsia="MS Mincho" w:hAnsi="Times New Roman" w:cs="Times New Roman"/>
+          <w:b/>
           <w:bCs/>
           <w:sz w:val="20"/>
           <w:szCs w:val="20"/>
           <w:lang w:eastAsia="ru-RU"/>
         </w:rPr>
-        <w:t xml:space="preserve"> коп.</w:t>
-      </w:r>
-      <w:bookmarkEnd w:id="5"/>
+        <w:t>коп.</w:t>
+      </w:r>
+      <w:bookmarkEnd w:id="4"/>
       <w:r>
         <w:rPr>
           <w:rFonts w:ascii="Times New Roman" w:eastAsia="MS Mincho" w:hAnsi="Times New Roman" w:cs="Times New Roman"/>
@@ -3972,7 +3946,7 @@
         </w:rPr>
         <w:t xml:space="preserve"> (далі – мінімальний платіж) </w:t>
       </w:r>
-      <w:bookmarkStart w:id="6" w:name="_Hlk3207388"/>
+      <w:bookmarkStart w:id="5" w:name="_Hlk3207388"/>
       <w:sdt>
         <w:sdtPr>
           <w:rPr>
@@ -4002,7 +3976,7 @@
           </w:r>
         </w:sdtContent>
       </w:sdt>
-      <w:bookmarkEnd w:id="6"/>
+      <w:bookmarkEnd w:id="5"/>
       <w:r>
         <w:rPr>
           <w:rFonts w:ascii="Times New Roman" w:eastAsia="MS Mincho" w:hAnsi="Times New Roman" w:cs="Times New Roman"/>
@@ -4125,7 +4099,7 @@
         </w:rPr>
         <w:t xml:space="preserve"> </w:t>
       </w:r>
-      <w:bookmarkStart w:id="7" w:name="_Hlk3207428"/>
+      <w:bookmarkStart w:id="6" w:name="_Hlk3207428"/>
       <w:sdt>
         <w:sdtPr>
           <w:rPr>
@@ -4157,7 +4131,7 @@
           </w:r>
         </w:sdtContent>
       </w:sdt>
-      <w:bookmarkEnd w:id="7"/>
+      <w:bookmarkEnd w:id="6"/>
       <w:r>
         <w:rPr>
           <w:rFonts w:ascii="Times New Roman" w:eastAsia="MS Mincho" w:hAnsi="Times New Roman" w:cs="Times New Roman"/>
@@ -6012,7 +5986,7 @@
         </w:rPr>
         <w:t xml:space="preserve"> </w:t>
       </w:r>
-      <w:bookmarkStart w:id="8" w:name="_Hlk3208475"/>
+      <w:bookmarkStart w:id="7" w:name="_Hlk3208475"/>
       <w:sdt>
         <w:sdtPr>
           <w:rPr>
@@ -6022,8 +5996,8 @@
             <w:szCs w:val="20"/>
             <w:lang w:eastAsia="ru-RU"/>
           </w:rPr>
-          <w:alias w:val="docDateBeginC"/>
-          <w:tag w:val="docDateBeginC"/>
+          <w:alias w:val="docDateBegin"/>
+          <w:tag w:val="docDateBegin"/>
           <w:id w:val="-954788700"/>
           <w:placeholder>
             <w:docPart w:val="D49BE50389D74B56A976B7A410DD4A0F"/>
@@ -6106,7 +6080,7 @@
         </w:rPr>
         <w:t xml:space="preserve">  </w:t>
       </w:r>
-      <w:bookmarkStart w:id="9" w:name="_Hlk3207534"/>
+      <w:bookmarkStart w:id="8" w:name="_Hlk3207534"/>
       <w:sdt>
         <w:sdtPr>
           <w:rPr>
@@ -6116,8 +6090,8 @@
             <w:szCs w:val="20"/>
             <w:lang w:eastAsia="ru-RU"/>
           </w:rPr>
-          <w:alias w:val="docDateEndC"/>
-          <w:tag w:val="docDateEndC"/>
+          <w:alias w:val="docDateEnd"/>
+          <w:tag w:val="docDateEnd"/>
           <w:id w:val="1553884469"/>
           <w:placeholder>
             <w:docPart w:val="D49BE50389D74B56A976B7A410DD4A0F"/>
@@ -6136,8 +6110,8 @@
           </w:r>
         </w:sdtContent>
       </w:sdt>
+      <w:bookmarkEnd w:id="7"/>
       <w:bookmarkEnd w:id="8"/>
-      <w:bookmarkEnd w:id="9"/>
       <w:r>
         <w:rPr>
           <w:rFonts w:ascii="Times New Roman" w:eastAsia="MS Mincho" w:hAnsi="Times New Roman" w:cs="Times New Roman"/>
@@ -6198,7 +6172,6 @@
           <w:rFonts w:ascii="Times New Roman" w:eastAsia="MS Mincho" w:hAnsi="Times New Roman" w:cs="Times New Roman"/>
           <w:sz w:val="20"/>
           <w:szCs w:val="20"/>
-          <w:highlight w:val="yellow"/>
           <w:lang w:val="uk-UA" w:eastAsia="ru-RU"/>
         </w:rPr>
         <w:t>5.2. Дія даного Договору автоматично продовжується строком на 1 рік з одночасним підвищенням розміру мінімального платежу авторської ви</w:t>
@@ -6208,20 +6181,108 @@
           <w:rFonts w:ascii="Times New Roman" w:eastAsia="MS Mincho" w:hAnsi="Times New Roman" w:cs="Times New Roman"/>
           <w:sz w:val="20"/>
           <w:szCs w:val="20"/>
-          <w:highlight w:val="yellow"/>
-          <w:lang w:val="uk-UA" w:eastAsia="ru-RU"/>
-        </w:rPr>
-        <w:t>нагороди за попередній рік на ____ (______________</w:t>
-      </w:r>
-      <w:r>
-        <w:rPr>
-          <w:rFonts w:ascii="Times New Roman" w:eastAsia="MS Mincho" w:hAnsi="Times New Roman" w:cs="Times New Roman"/>
-          <w:sz w:val="20"/>
-          <w:szCs w:val="20"/>
-          <w:highlight w:val="yellow"/>
-          <w:lang w:val="uk-UA" w:eastAsia="ru-RU"/>
-        </w:rPr>
-        <w:t>) % - і так із року в рік.</w:t>
+          <w:lang w:val="uk-UA" w:eastAsia="ru-RU"/>
+        </w:rPr>
+        <w:t xml:space="preserve">нагороди за попередній рік на </w:t>
+      </w:r>
+      <w:bookmarkStart w:id="9" w:name="_Hlk4080784"/>
+      <w:sdt>
+        <w:sdtPr>
+          <w:rPr>
+            <w:rFonts w:ascii="Times New Roman" w:hAnsi="Times New Roman" w:cs="Times New Roman"/>
+            <w:b/>
+            <w:sz w:val="20"/>
+            <w:szCs w:val="20"/>
+          </w:rPr>
+          <w:alias w:val="prcntPrl"/>
+          <w:tag w:val="prcntPrl"/>
+          <w:id w:val="973418347"/>
+          <w:placeholder>
+            <w:docPart w:val="055B3341A33D472B9862CBE98FBA473C"/>
+          </w:placeholder>
+          <w:showingPlcHdr/>
+          <w15:appearance w15:val="tags"/>
+          <w:text/>
+        </w:sdtPr>
+        <w:sdtContent>
+          <w:r>
+            <w:rPr>
+              <w:rStyle w:val="ab"/>
+            </w:rPr>
+            <w:t>Место для ввода текста.</w:t>
+          </w:r>
+        </w:sdtContent>
+      </w:sdt>
+      <w:r>
+        <w:rPr>
+          <w:sz w:val="20"/>
+          <w:szCs w:val="20"/>
+        </w:rPr>
+        <w:t xml:space="preserve"> (</w:t>
+      </w:r>
+      <w:sdt>
+        <w:sdtPr>
+          <w:rPr>
+            <w:rFonts w:ascii="Times New Roman" w:hAnsi="Times New Roman" w:cs="Times New Roman"/>
+            <w:sz w:val="20"/>
+            <w:szCs w:val="20"/>
+          </w:rPr>
+          <w:alias w:val="prcntPrlText"/>
+          <w:tag w:val="prcntPrlText"/>
+          <w:id w:val="-492410048"/>
+          <w:placeholder>
+            <w:docPart w:val="055B3341A33D472B9862CBE98FBA473C"/>
+          </w:placeholder>
+          <w:showingPlcHdr/>
+          <w15:appearance w15:val="tags"/>
+          <w:text/>
+        </w:sdtPr>
+        <w:sdtContent>
+          <w:r>
+            <w:rPr>
+              <w:rStyle w:val="ab"/>
+            </w:rPr>
+            <w:t>Место для ввода текста.</w:t>
+          </w:r>
+        </w:sdtContent>
+      </w:sdt>
+      <w:r>
+        <w:rPr>
+          <w:sz w:val="20"/>
+          <w:szCs w:val="20"/>
+        </w:rPr>
+        <w:t>)</w:t>
+      </w:r>
+      <w:bookmarkEnd w:id="9"/>
+      <w:r>
+        <w:rPr>
+          <w:rFonts w:ascii="Times New Roman" w:eastAsia="MS Mincho" w:hAnsi="Times New Roman" w:cs="Times New Roman"/>
+          <w:sz w:val="20"/>
+          <w:szCs w:val="20"/>
+          <w:lang w:val="uk-UA" w:eastAsia="ru-RU"/>
+        </w:rPr>
+        <w:t xml:space="preserve"> </w:t>
+      </w:r>
+      <w:bookmarkStart w:id="10" w:name="_GoBack"/>
+      <w:r>
+        <w:rPr>
+          <w:rFonts w:ascii="Times New Roman" w:eastAsia="MS Mincho" w:hAnsi="Times New Roman" w:cs="Times New Roman"/>
+          <w:b/>
+          <w:sz w:val="20"/>
+          <w:szCs w:val="20"/>
+          <w:lang w:val="uk-UA" w:eastAsia="ru-RU"/>
+        </w:rPr>
+        <w:t>%</w:t>
+      </w:r>
+      <w:bookmarkEnd w:id="10"/>
+      <w:r>
+        <w:rPr>
+          <w:rFonts w:ascii="Times New Roman" w:eastAsia="MS Mincho" w:hAnsi="Times New Roman" w:cs="Times New Roman"/>
+          <w:sz w:val="20"/>
+          <w:szCs w:val="20"/>
+          <w:lang w:val="uk-UA" w:eastAsia="ru-RU"/>
+        </w:rPr>
+        <w:t xml:space="preserve"> - і так із року в рік.</w:t>
       </w:r>
       <w:r>
         <w:rPr>
@@ -6567,6 +6628,7 @@
           <w:szCs w:val="20"/>
           <w:lang w:val="uk-UA" w:eastAsia="ru-RU"/>
         </w:rPr>
+        <w:lastRenderedPageBreak/>
         <w:t>6. Форс-мажорні обставини</w:t>
       </w:r>
     </w:p>
@@ -6594,7 +6656,6 @@
           <w:szCs w:val="20"/>
           <w:lang w:val="uk-UA" w:eastAsia="ru-RU"/>
         </w:rPr>
-        <w:lastRenderedPageBreak/>
         <w:t>6.1. Сторона звільняється від відповідальності за часткове або повне невиконання зобов’язань за цим Договором, якщо таке невиконання є наслідком дії непереборної сили: землетрусу, повені, пожежі, урагану, снігового заносу, воєнних дій, масових захворювань (епідемій), страйків, обмеження перевезень, набрання чинності законами та іншими нормативно-правовими актами та інші обставини, що не залежать від волі Сторін. Зазначені обставини мають носити надзвичайний, непередбачуваний і неминучий характер, виникнути після укладання цього Договору та не залежати від волі Сторін.</w:t>
       </w:r>
     </w:p>
@@ -7565,83 +7626,13 @@
         <w:autoSpaceDN w:val="0"/>
         <w:adjustRightInd w:val="0"/>
         <w:spacing w:after="0" w:line="240" w:lineRule="auto"/>
-        <w:ind w:right="-141" w:firstLine="426"/>
-        <w:jc w:val="both"/>
+        <w:ind w:firstLine="360"/>
+        <w:jc w:val="center"/>
         <w:textAlignment w:val="baseline"/>
         <w:rPr>
           <w:rFonts w:ascii="Times New Roman" w:eastAsia="MS Mincho" w:hAnsi="Times New Roman" w:cs="Times New Roman"/>
-          <w:sz w:val="18"/>
-          <w:szCs w:val="18"/>
-          <w:lang w:val="uk-UA" w:eastAsia="ru-RU"/>
-        </w:rPr>
-      </w:pPr>
-    </w:p>
-    <w:p>
-      <w:pPr>
-        <w:overflowPunct w:val="0"/>
-        <w:autoSpaceDE w:val="0"/>
-        <w:autoSpaceDN w:val="0"/>
-        <w:adjustRightInd w:val="0"/>
-        <w:spacing w:after="0" w:line="240" w:lineRule="auto"/>
-        <w:ind w:right="-141" w:firstLine="426"/>
-        <w:jc w:val="both"/>
-        <w:textAlignment w:val="baseline"/>
-        <w:rPr>
-          <w:rFonts w:ascii="Times New Roman" w:eastAsia="MS Mincho" w:hAnsi="Times New Roman" w:cs="Times New Roman"/>
-          <w:sz w:val="18"/>
-          <w:szCs w:val="18"/>
-          <w:lang w:val="uk-UA" w:eastAsia="ru-RU"/>
-        </w:rPr>
-      </w:pPr>
-    </w:p>
-    <w:p>
-      <w:pPr>
-        <w:overflowPunct w:val="0"/>
-        <w:autoSpaceDE w:val="0"/>
-        <w:autoSpaceDN w:val="0"/>
-        <w:adjustRightInd w:val="0"/>
-        <w:spacing w:after="0" w:line="240" w:lineRule="auto"/>
-        <w:ind w:right="-141" w:firstLine="426"/>
-        <w:jc w:val="both"/>
-        <w:textAlignment w:val="baseline"/>
-        <w:rPr>
-          <w:rFonts w:ascii="Times New Roman" w:eastAsia="MS Mincho" w:hAnsi="Times New Roman" w:cs="Times New Roman"/>
-          <w:sz w:val="18"/>
-          <w:szCs w:val="18"/>
-          <w:lang w:val="uk-UA" w:eastAsia="ru-RU"/>
-        </w:rPr>
-      </w:pPr>
-    </w:p>
-    <w:p>
-      <w:pPr>
-        <w:overflowPunct w:val="0"/>
-        <w:autoSpaceDE w:val="0"/>
-        <w:autoSpaceDN w:val="0"/>
-        <w:adjustRightInd w:val="0"/>
-        <w:spacing w:after="0" w:line="240" w:lineRule="auto"/>
-        <w:ind w:right="-141" w:firstLine="426"/>
-        <w:jc w:val="both"/>
-        <w:textAlignment w:val="baseline"/>
-        <w:rPr>
-          <w:rFonts w:ascii="Times New Roman" w:eastAsia="MS Mincho" w:hAnsi="Times New Roman" w:cs="Times New Roman"/>
-          <w:sz w:val="18"/>
-          <w:szCs w:val="18"/>
-          <w:lang w:val="uk-UA" w:eastAsia="ru-RU"/>
-        </w:rPr>
-      </w:pPr>
-    </w:p>
-    <w:p>
-      <w:pPr>
-        <w:overflowPunct w:val="0"/>
-        <w:autoSpaceDE w:val="0"/>
-        <w:autoSpaceDN w:val="0"/>
-        <w:adjustRightInd w:val="0"/>
-        <w:spacing w:after="0" w:line="240" w:lineRule="auto"/>
-        <w:ind w:right="-141" w:firstLine="426"/>
-        <w:jc w:val="both"/>
-        <w:textAlignment w:val="baseline"/>
-        <w:rPr>
-          <w:rFonts w:ascii="Times New Roman" w:eastAsia="MS Mincho" w:hAnsi="Times New Roman" w:cs="Times New Roman"/>
+          <w:b/>
+          <w:bCs/>
           <w:sz w:val="18"/>
           <w:szCs w:val="18"/>
           <w:lang w:val="uk-UA" w:eastAsia="ru-RU"/>
@@ -7675,7 +7666,6 @@
           <w:szCs w:val="18"/>
           <w:lang w:val="uk-UA" w:eastAsia="ru-RU"/>
         </w:rPr>
-        <w:lastRenderedPageBreak/>
         <w:t>9. Адреси, банківські реквізити і підписи Сторін</w:t>
       </w:r>
     </w:p>
@@ -7816,6 +7806,7 @@
                 <w:szCs w:val="16"/>
                 <w:lang w:val="uk-UA"/>
               </w:rPr>
+              <w:lastRenderedPageBreak/>
               <w:t>Громадська організація</w:t>
             </w:r>
           </w:p>
@@ -8432,6 +8423,8 @@
                 <w:r>
                   <w:rPr>
                     <w:rStyle w:val="ab"/>
+                    <w:sz w:val="16"/>
+                    <w:szCs w:val="16"/>
                   </w:rPr>
                   <w:t>Место для ввода текста.</w:t>
                 </w:r>
@@ -8478,8 +8471,8 @@
               <w:textAlignment w:val="baseline"/>
               <w:rPr>
                 <w:rFonts w:ascii="Times New Roman" w:eastAsia="MS Mincho" w:hAnsi="Times New Roman" w:cs="Times New Roman"/>
-                <w:sz w:val="20"/>
-                <w:szCs w:val="20"/>
+                <w:sz w:val="16"/>
+                <w:szCs w:val="16"/>
                 <w:lang w:val="uk-UA" w:eastAsia="ru-RU"/>
               </w:rPr>
             </w:pPr>
@@ -8488,8 +8481,8 @@
                 <w:rFonts w:ascii="Times New Roman" w:eastAsia="MS Mincho" w:hAnsi="Times New Roman" w:cs="Times New Roman"/>
                 <w:b/>
                 <w:bCs/>
-                <w:sz w:val="20"/>
-                <w:szCs w:val="20"/>
+                <w:sz w:val="16"/>
+                <w:szCs w:val="16"/>
                 <w:lang w:val="uk-UA" w:eastAsia="ru-RU"/>
               </w:rPr>
               <w:t xml:space="preserve">Юридична адреса: </w:t>
@@ -8498,8 +8491,8 @@
               <w:sdtPr>
                 <w:rPr>
                   <w:rFonts w:ascii="Times New Roman" w:eastAsia="MS Mincho" w:hAnsi="Times New Roman" w:cs="Times New Roman"/>
-                  <w:sz w:val="20"/>
-                  <w:szCs w:val="20"/>
+                  <w:sz w:val="16"/>
+                  <w:szCs w:val="16"/>
                   <w:lang w:val="uk-UA" w:eastAsia="ru-RU"/>
                 </w:rPr>
                 <w:alias w:val="CstLegalAddress"/>
@@ -8535,8 +8528,8 @@
               <w:rPr>
                 <w:rFonts w:ascii="Times New Roman" w:eastAsia="MS Mincho" w:hAnsi="Times New Roman" w:cs="Times New Roman"/>
                 <w:b/>
-                <w:sz w:val="20"/>
-                <w:szCs w:val="20"/>
+                <w:sz w:val="16"/>
+                <w:szCs w:val="16"/>
                 <w:lang w:val="uk-UA" w:eastAsia="ru-RU"/>
               </w:rPr>
             </w:pPr>
@@ -8545,8 +8538,8 @@
                 <w:rFonts w:ascii="Times New Roman" w:eastAsia="MS Mincho" w:hAnsi="Times New Roman" w:cs="Times New Roman"/>
                 <w:b/>
                 <w:bCs/>
-                <w:sz w:val="20"/>
-                <w:szCs w:val="20"/>
+                <w:sz w:val="16"/>
+                <w:szCs w:val="16"/>
                 <w:lang w:val="uk-UA" w:eastAsia="ru-RU"/>
               </w:rPr>
               <w:t xml:space="preserve">Фактична адреса: </w:t>
@@ -8555,8 +8548,8 @@
               <w:sdtPr>
                 <w:rPr>
                   <w:rFonts w:ascii="Times New Roman" w:eastAsia="MS Mincho" w:hAnsi="Times New Roman" w:cs="Times New Roman"/>
-                  <w:sz w:val="20"/>
-                  <w:szCs w:val="20"/>
+                  <w:sz w:val="16"/>
+                  <w:szCs w:val="16"/>
                   <w:lang w:val="uk-UA" w:eastAsia="ru-RU"/>
                 </w:rPr>
                 <w:alias w:val="CstResidentialAddress"/>
@@ -8592,8 +8585,8 @@
               <w:rPr>
                 <w:rFonts w:ascii="Times New Roman" w:eastAsia="MS Mincho" w:hAnsi="Times New Roman" w:cs="Times New Roman"/>
                 <w:b/>
-                <w:sz w:val="20"/>
-                <w:szCs w:val="20"/>
+                <w:sz w:val="16"/>
+                <w:szCs w:val="16"/>
                 <w:lang w:val="uk-UA" w:eastAsia="ru-RU"/>
               </w:rPr>
             </w:pPr>
@@ -8602,8 +8595,8 @@
                 <w:rFonts w:ascii="Times New Roman" w:eastAsia="MS Mincho" w:hAnsi="Times New Roman" w:cs="Times New Roman"/>
                 <w:b/>
                 <w:bCs/>
-                <w:sz w:val="20"/>
-                <w:szCs w:val="20"/>
+                <w:sz w:val="16"/>
+                <w:szCs w:val="16"/>
                 <w:lang w:val="uk-UA" w:eastAsia="ru-RU"/>
               </w:rPr>
               <w:t xml:space="preserve">Адреса для листування: </w:t>
@@ -8613,8 +8606,8 @@
                 <w:rPr>
                   <w:rFonts w:ascii="Times New Roman" w:eastAsia="MS Mincho" w:hAnsi="Times New Roman" w:cs="Times New Roman"/>
                   <w:bCs/>
-                  <w:sz w:val="20"/>
-                  <w:szCs w:val="20"/>
+                  <w:sz w:val="16"/>
+                  <w:szCs w:val="16"/>
                   <w:lang w:val="uk-UA" w:eastAsia="ru-RU"/>
                 </w:rPr>
                 <w:alias w:val="CstCorrespAddress"/>
@@ -8650,8 +8643,8 @@
               <w:rPr>
                 <w:rFonts w:ascii="Times New Roman" w:eastAsia="MS Mincho" w:hAnsi="Times New Roman" w:cs="Times New Roman"/>
                 <w:b/>
-                <w:sz w:val="20"/>
-                <w:szCs w:val="20"/>
+                <w:sz w:val="16"/>
+                <w:szCs w:val="16"/>
                 <w:lang w:val="uk-UA" w:eastAsia="ru-RU"/>
               </w:rPr>
             </w:pPr>
@@ -8661,8 +8654,8 @@
                 <w:rFonts w:ascii="Times New Roman" w:eastAsia="MS Mincho" w:hAnsi="Times New Roman" w:cs="Times New Roman"/>
                 <w:b/>
                 <w:bCs/>
-                <w:sz w:val="20"/>
-                <w:szCs w:val="20"/>
+                <w:sz w:val="16"/>
+                <w:szCs w:val="16"/>
                 <w:lang w:val="uk-UA" w:eastAsia="ru-RU"/>
               </w:rPr>
               <w:t>Тел</w:t>
@@ -8673,8 +8666,8 @@
                 <w:rFonts w:ascii="Times New Roman" w:eastAsia="MS Mincho" w:hAnsi="Times New Roman" w:cs="Times New Roman"/>
                 <w:b/>
                 <w:bCs/>
-                <w:sz w:val="20"/>
-                <w:szCs w:val="20"/>
+                <w:sz w:val="16"/>
+                <w:szCs w:val="16"/>
                 <w:lang w:val="uk-UA" w:eastAsia="ru-RU"/>
               </w:rPr>
               <w:t xml:space="preserve">.: </w:t>
@@ -8683,8 +8676,8 @@
               <w:sdtPr>
                 <w:rPr>
                   <w:rFonts w:ascii="Times New Roman" w:eastAsia="MS Mincho" w:hAnsi="Times New Roman" w:cs="Times New Roman"/>
-                  <w:sz w:val="20"/>
-                  <w:szCs w:val="20"/>
+                  <w:sz w:val="16"/>
+                  <w:szCs w:val="16"/>
                   <w:lang w:val="uk-UA" w:eastAsia="ru-RU"/>
                 </w:rPr>
                 <w:alias w:val="CstPhone"/>
@@ -8720,8 +8713,8 @@
               <w:rPr>
                 <w:rFonts w:ascii="Times New Roman" w:eastAsia="MS Mincho" w:hAnsi="Times New Roman" w:cs="Times New Roman"/>
                 <w:b/>
-                <w:sz w:val="20"/>
-                <w:szCs w:val="20"/>
+                <w:sz w:val="16"/>
+                <w:szCs w:val="16"/>
                 <w:lang w:val="uk-UA" w:eastAsia="ru-RU"/>
               </w:rPr>
             </w:pPr>
@@ -8730,11 +8723,32 @@
                 <w:rFonts w:ascii="Times New Roman" w:eastAsia="MS Mincho" w:hAnsi="Times New Roman" w:cs="Times New Roman"/>
                 <w:b/>
                 <w:bCs/>
-                <w:sz w:val="20"/>
-                <w:szCs w:val="20"/>
+                <w:sz w:val="16"/>
+                <w:szCs w:val="16"/>
                 <w:lang w:val="uk-UA" w:eastAsia="ru-RU"/>
               </w:rPr>
-              <w:t>факс:_____________________________</w:t>
+              <w:t>факс:</w:t>
+            </w:r>
+            <w:r>
+              <w:rPr>
+                <w:rFonts w:ascii="Times New Roman" w:eastAsia="MS Mincho" w:hAnsi="Times New Roman" w:cs="Times New Roman"/>
+                <w:b/>
+                <w:bCs/>
+                <w:sz w:val="16"/>
+                <w:szCs w:val="16"/>
+                <w:lang w:val="uk-UA" w:eastAsia="ru-RU"/>
+              </w:rPr>
+              <w:t xml:space="preserve"> </w:t>
+            </w:r>
+            <w:r>
+              <w:rPr>
+                <w:rFonts w:ascii="Times New Roman" w:eastAsia="MS Mincho" w:hAnsi="Times New Roman" w:cs="Times New Roman"/>
+                <w:bCs/>
+                <w:sz w:val="16"/>
+                <w:szCs w:val="16"/>
+                <w:lang w:val="uk-UA" w:eastAsia="ru-RU"/>
+              </w:rPr>
+              <w:t>_____________________________</w:t>
             </w:r>
           </w:p>
           <w:p>
@@ -8749,8 +8763,8 @@
               <w:rPr>
                 <w:rFonts w:ascii="Times New Roman" w:eastAsia="MS Mincho" w:hAnsi="Times New Roman" w:cs="Times New Roman"/>
                 <w:b/>
-                <w:sz w:val="20"/>
-                <w:szCs w:val="20"/>
+                <w:sz w:val="16"/>
+                <w:szCs w:val="16"/>
                 <w:lang w:val="uk-UA" w:eastAsia="ru-RU"/>
               </w:rPr>
             </w:pPr>
@@ -8759,8 +8773,8 @@
                 <w:rFonts w:ascii="Times New Roman" w:eastAsia="MS Mincho" w:hAnsi="Times New Roman" w:cs="Times New Roman"/>
                 <w:b/>
                 <w:bCs/>
-                <w:sz w:val="20"/>
-                <w:szCs w:val="20"/>
+                <w:sz w:val="16"/>
+                <w:szCs w:val="16"/>
                 <w:lang w:val="uk-UA" w:eastAsia="ru-RU"/>
               </w:rPr>
               <w:t xml:space="preserve">Код ЄДРПОУ: </w:t>
@@ -8770,8 +8784,8 @@
                 <w:rPr>
                   <w:rFonts w:ascii="Times New Roman" w:eastAsia="MS Mincho" w:hAnsi="Times New Roman" w:cs="Times New Roman"/>
                   <w:bCs/>
-                  <w:sz w:val="20"/>
-                  <w:szCs w:val="20"/>
+                  <w:sz w:val="16"/>
+                  <w:szCs w:val="16"/>
                   <w:lang w:val="uk-UA" w:eastAsia="ru-RU"/>
                 </w:rPr>
                 <w:alias w:val="CstEDRPOU"/>
@@ -8807,8 +8821,8 @@
               <w:rPr>
                 <w:rFonts w:ascii="Times New Roman" w:eastAsia="MS Mincho" w:hAnsi="Times New Roman" w:cs="Times New Roman"/>
                 <w:b/>
-                <w:sz w:val="20"/>
-                <w:szCs w:val="20"/>
+                <w:sz w:val="16"/>
+                <w:szCs w:val="16"/>
                 <w:lang w:val="uk-UA" w:eastAsia="ru-RU"/>
               </w:rPr>
             </w:pPr>
@@ -8817,19 +8831,41 @@
                 <w:rFonts w:ascii="Times New Roman" w:eastAsia="MS Mincho" w:hAnsi="Times New Roman" w:cs="Times New Roman"/>
                 <w:b/>
                 <w:bCs/>
-                <w:sz w:val="20"/>
-                <w:szCs w:val="20"/>
+                <w:sz w:val="16"/>
+                <w:szCs w:val="16"/>
                 <w:lang w:val="uk-UA" w:eastAsia="ru-RU"/>
               </w:rPr>
-              <w:t xml:space="preserve">Банк </w:t>
+              <w:t>Банк</w:t>
+            </w:r>
+            <w:r>
+              <w:rPr>
+                <w:rFonts w:ascii="Times New Roman" w:eastAsia="MS Mincho" w:hAnsi="Times New Roman" w:cs="Times New Roman"/>
+                <w:b/>
+                <w:bCs/>
+                <w:sz w:val="16"/>
+                <w:szCs w:val="16"/>
+                <w:lang w:val="uk-UA" w:eastAsia="ru-RU"/>
+              </w:rPr>
+              <w:t>:</w:t>
+            </w:r>
+            <w:r>
+              <w:rPr>
+                <w:rFonts w:ascii="Times New Roman" w:eastAsia="MS Mincho" w:hAnsi="Times New Roman" w:cs="Times New Roman"/>
+                <w:b/>
+                <w:bCs/>
+                <w:sz w:val="16"/>
+                <w:szCs w:val="16"/>
+                <w:lang w:val="uk-UA" w:eastAsia="ru-RU"/>
+              </w:rPr>
+              <w:t xml:space="preserve"> </w:t>
             </w:r>
             <w:sdt>
               <w:sdtPr>
                 <w:rPr>
                   <w:rFonts w:ascii="Times New Roman" w:eastAsia="MS Mincho" w:hAnsi="Times New Roman" w:cs="Times New Roman"/>
                   <w:bCs/>
-                  <w:sz w:val="20"/>
-                  <w:szCs w:val="20"/>
+                  <w:sz w:val="16"/>
+                  <w:szCs w:val="16"/>
                   <w:lang w:val="uk-UA" w:eastAsia="ru-RU"/>
                 </w:rPr>
                 <w:alias w:val="CstBankName"/>
@@ -8865,8 +8901,8 @@
               <w:rPr>
                 <w:rFonts w:ascii="Times New Roman" w:eastAsia="MS Mincho" w:hAnsi="Times New Roman" w:cs="Times New Roman"/>
                 <w:b/>
-                <w:sz w:val="20"/>
-                <w:szCs w:val="20"/>
+                <w:sz w:val="16"/>
+                <w:szCs w:val="16"/>
                 <w:lang w:val="uk-UA" w:eastAsia="ru-RU"/>
               </w:rPr>
             </w:pPr>
@@ -8875,8 +8911,8 @@
                 <w:rFonts w:ascii="Times New Roman" w:eastAsia="MS Mincho" w:hAnsi="Times New Roman" w:cs="Times New Roman"/>
                 <w:b/>
                 <w:bCs/>
-                <w:sz w:val="20"/>
-                <w:szCs w:val="20"/>
+                <w:sz w:val="16"/>
+                <w:szCs w:val="16"/>
                 <w:lang w:val="uk-UA" w:eastAsia="ru-RU"/>
               </w:rPr>
               <w:t xml:space="preserve">МФО: </w:t>
@@ -8886,8 +8922,8 @@
                 <w:rPr>
                   <w:rFonts w:ascii="Times New Roman" w:eastAsia="MS Mincho" w:hAnsi="Times New Roman" w:cs="Times New Roman"/>
                   <w:bCs/>
-                  <w:sz w:val="20"/>
-                  <w:szCs w:val="20"/>
+                  <w:sz w:val="16"/>
+                  <w:szCs w:val="16"/>
                   <w:lang w:val="uk-UA" w:eastAsia="ru-RU"/>
                 </w:rPr>
                 <w:alias w:val="CstBankMFO"/>
@@ -8923,8 +8959,8 @@
               <w:rPr>
                 <w:rFonts w:ascii="Times New Roman" w:eastAsia="MS Mincho" w:hAnsi="Times New Roman" w:cs="Times New Roman"/>
                 <w:b/>
-                <w:sz w:val="20"/>
-                <w:szCs w:val="20"/>
+                <w:sz w:val="16"/>
+                <w:szCs w:val="16"/>
                 <w:lang w:val="uk-UA" w:eastAsia="ru-RU"/>
               </w:rPr>
             </w:pPr>
@@ -8933,8 +8969,8 @@
                 <w:rFonts w:ascii="Times New Roman" w:eastAsia="MS Mincho" w:hAnsi="Times New Roman" w:cs="Times New Roman"/>
                 <w:b/>
                 <w:bCs/>
-                <w:sz w:val="20"/>
-                <w:szCs w:val="20"/>
+                <w:sz w:val="16"/>
+                <w:szCs w:val="16"/>
                 <w:lang w:val="uk-UA" w:eastAsia="ru-RU"/>
               </w:rPr>
               <w:t xml:space="preserve">р/р </w:t>
@@ -8944,8 +8980,8 @@
                 <w:rPr>
                   <w:rFonts w:ascii="Times New Roman" w:eastAsia="MS Mincho" w:hAnsi="Times New Roman" w:cs="Times New Roman"/>
                   <w:bCs/>
-                  <w:sz w:val="20"/>
-                  <w:szCs w:val="20"/>
+                  <w:sz w:val="16"/>
+                  <w:szCs w:val="16"/>
                   <w:lang w:val="uk-UA" w:eastAsia="ru-RU"/>
                 </w:rPr>
                 <w:alias w:val="CstAcc"/>
@@ -8981,8 +9017,8 @@
               <w:rPr>
                 <w:rFonts w:ascii="Times New Roman" w:eastAsia="MS Mincho" w:hAnsi="Times New Roman" w:cs="Times New Roman"/>
                 <w:b/>
-                <w:sz w:val="20"/>
-                <w:szCs w:val="20"/>
+                <w:sz w:val="16"/>
+                <w:szCs w:val="16"/>
                 <w:lang w:val="uk-UA" w:eastAsia="ru-RU"/>
               </w:rPr>
             </w:pPr>
@@ -8991,8 +9027,8 @@
                 <w:rFonts w:ascii="Times New Roman" w:eastAsia="MS Mincho" w:hAnsi="Times New Roman" w:cs="Times New Roman"/>
                 <w:b/>
                 <w:bCs/>
-                <w:sz w:val="20"/>
-                <w:szCs w:val="20"/>
+                <w:sz w:val="16"/>
+                <w:szCs w:val="16"/>
                 <w:lang w:val="uk-UA" w:eastAsia="ru-RU"/>
               </w:rPr>
               <w:t xml:space="preserve">Свідоцтво № </w:t>
@@ -9000,17 +9036,17 @@
             <w:sdt>
               <w:sdtPr>
                 <w:rPr>
-                  <w:rFonts w:ascii="Times New Roman" w:eastAsia="MS Mincho" w:hAnsi="Times New Roman" w:cs="Times New Roman"/>
+                  <w:b/>
                   <w:bCs/>
-                  <w:sz w:val="20"/>
-                  <w:szCs w:val="20"/>
-                  <w:lang w:val="uk-UA" w:eastAsia="ru-RU"/>
+                  <w:sz w:val="16"/>
+                  <w:szCs w:val="16"/>
+                  <w:lang w:val="uk-UA"/>
                 </w:rPr>
-                <w:alias w:val="CstAcc"/>
-                <w:tag w:val="CstAcc"/>
-                <w:id w:val="1575388416"/>
+                <w:alias w:val="CstRegNumber"/>
+                <w:tag w:val="CstRegNumber"/>
+                <w:id w:val="-1794891208"/>
                 <w:placeholder>
-                  <w:docPart w:val="2F9FB1C1BDAE49B28DC7E3BD4E8A89A5"/>
+                  <w:docPart w:val="FF0108B6C1B84D489B31D2D2A6750D2F"/>
                 </w:placeholder>
                 <w:showingPlcHdr/>
                 <w15:appearance w15:val="tags"/>
@@ -9021,6 +9057,7 @@
                 <w:r>
                   <w:rPr>
                     <w:rStyle w:val="ab"/>
+                    <w:lang w:val="uk-UA"/>
                   </w:rPr>
                   <w:t>Место для ввода текста.</w:t>
                 </w:r>
@@ -9028,29 +9065,41 @@
             </w:sdt>
             <w:r>
               <w:rPr>
-                <w:rFonts w:ascii="Times New Roman" w:eastAsia="MS Mincho" w:hAnsi="Times New Roman" w:cs="Times New Roman"/>
-                <w:b/>
-                <w:bCs/>
-                <w:sz w:val="20"/>
-                <w:szCs w:val="20"/>
-                <w:lang w:val="uk-UA" w:eastAsia="ru-RU"/>
-              </w:rPr>
-              <w:t xml:space="preserve"> від </w:t>
+                <w:sz w:val="16"/>
+                <w:szCs w:val="16"/>
+                <w:lang w:val="uk-UA"/>
+              </w:rPr>
+              <w:t xml:space="preserve"> </w:t>
+            </w:r>
+            <w:r>
+              <w:rPr>
+                <w:rFonts w:ascii="Times New Roman" w:hAnsi="Times New Roman" w:cs="Times New Roman"/>
+                <w:sz w:val="16"/>
+                <w:szCs w:val="16"/>
+                <w:lang w:val="uk-UA"/>
+              </w:rPr>
+              <w:t>від</w:t>
+            </w:r>
+            <w:r>
+              <w:rPr>
+                <w:sz w:val="16"/>
+                <w:szCs w:val="16"/>
+                <w:lang w:val="uk-UA"/>
+              </w:rPr>
+              <w:t xml:space="preserve"> </w:t>
             </w:r>
             <w:sdt>
               <w:sdtPr>
                 <w:rPr>
-                  <w:rFonts w:ascii="Times New Roman" w:eastAsia="MS Mincho" w:hAnsi="Times New Roman" w:cs="Times New Roman"/>
-                  <w:bCs/>
-                  <w:sz w:val="20"/>
-                  <w:szCs w:val="20"/>
-                  <w:lang w:val="uk-UA" w:eastAsia="ru-RU"/>
+                  <w:sz w:val="16"/>
+                  <w:szCs w:val="16"/>
+                  <w:lang w:val="uk-UA"/>
                 </w:rPr>
-                <w:alias w:val="CstAcc"/>
-                <w:tag w:val="CstAcc"/>
-                <w:id w:val="1488436807"/>
+                <w:alias w:val="CstRegData"/>
+                <w:tag w:val="CstRegData"/>
+                <w:id w:val="1267500302"/>
                 <w:placeholder>
-                  <w:docPart w:val="646D8FCC08B143F5A0B49A5839882885"/>
+                  <w:docPart w:val="FF0108B6C1B84D489B31D2D2A6750D2F"/>
                 </w:placeholder>
                 <w:showingPlcHdr/>
                 <w15:appearance w15:val="tags"/>
@@ -9061,6 +9110,7 @@
                 <w:r>
                   <w:rPr>
                     <w:rStyle w:val="ab"/>
+                    <w:lang w:val="uk-UA"/>
                   </w:rPr>
                   <w:t>Место для ввода текста.</w:t>
                 </w:r>
@@ -9071,11 +9121,21 @@
                 <w:rFonts w:ascii="Times New Roman" w:eastAsia="MS Mincho" w:hAnsi="Times New Roman" w:cs="Times New Roman"/>
                 <w:b/>
                 <w:bCs/>
-                <w:sz w:val="20"/>
-                <w:szCs w:val="20"/>
+                <w:sz w:val="16"/>
+                <w:szCs w:val="16"/>
                 <w:lang w:val="uk-UA" w:eastAsia="ru-RU"/>
               </w:rPr>
-              <w:t xml:space="preserve"> р.</w:t>
+              <w:t xml:space="preserve"> </w:t>
+            </w:r>
+            <w:r>
+              <w:rPr>
+                <w:rFonts w:ascii="Times New Roman" w:eastAsia="MS Mincho" w:hAnsi="Times New Roman" w:cs="Times New Roman"/>
+                <w:bCs/>
+                <w:sz w:val="16"/>
+                <w:szCs w:val="16"/>
+                <w:lang w:val="uk-UA" w:eastAsia="ru-RU"/>
+              </w:rPr>
+              <w:t>р.</w:t>
             </w:r>
           </w:p>
           <w:p>
@@ -9090,9 +9150,9 @@
               <w:rPr>
                 <w:rFonts w:ascii="Times New Roman" w:eastAsia="MS Mincho" w:hAnsi="Times New Roman" w:cs="Times New Roman"/>
                 <w:b/>
-                <w:sz w:val="20"/>
-                <w:szCs w:val="20"/>
-                <w:lang w:val="uk-UA" w:eastAsia="ru-RU"/>
+                <w:sz w:val="16"/>
+                <w:szCs w:val="16"/>
+                <w:lang w:eastAsia="ru-RU"/>
               </w:rPr>
             </w:pPr>
             <w:r>
@@ -9100,8 +9160,78 @@
                 <w:rFonts w:ascii="Times New Roman" w:eastAsia="MS Mincho" w:hAnsi="Times New Roman" w:cs="Times New Roman"/>
                 <w:b/>
                 <w:bCs/>
-                <w:sz w:val="20"/>
-                <w:szCs w:val="20"/>
+                <w:sz w:val="16"/>
+                <w:szCs w:val="16"/>
+                <w:lang w:val="uk-UA" w:eastAsia="ru-RU"/>
+              </w:rPr>
+              <w:t>Є платником</w:t>
+            </w:r>
+            <w:r>
+              <w:rPr>
+                <w:rFonts w:ascii="Times New Roman" w:eastAsia="MS Mincho" w:hAnsi="Times New Roman" w:cs="Times New Roman"/>
+                <w:b/>
+                <w:bCs/>
+                <w:sz w:val="16"/>
+                <w:szCs w:val="16"/>
+                <w:lang w:eastAsia="ru-RU"/>
+              </w:rPr>
+              <w:t xml:space="preserve"> </w:t>
+            </w:r>
+            <w:sdt>
+              <w:sdtPr>
+                <w:rPr>
+                  <w:rFonts w:ascii="Times New Roman" w:eastAsia="MS Mincho" w:hAnsi="Times New Roman" w:cs="Times New Roman"/>
+                  <w:bCs/>
+                  <w:sz w:val="16"/>
+                  <w:szCs w:val="16"/>
+                  <w:lang w:val="uk-UA" w:eastAsia="ru-RU"/>
+                </w:rPr>
+                <w:alias w:val="CstVATType"/>
+                <w:tag w:val="CstVATType"/>
+                <w:id w:val="25303977"/>
+                <w:placeholder>
+                  <w:docPart w:val="0D39EF221C864FE493C054F4913E0B29"/>
+                </w:placeholder>
+                <w:showingPlcHdr/>
+                <w15:appearance w15:val="tags"/>
+                <w:text/>
+              </w:sdtPr>
+              <w:sdtEndPr/>
+              <w:sdtContent>
+                <w:r>
+                  <w:rPr>
+                    <w:rStyle w:val="ab"/>
+                    <w:lang w:val="uk-UA"/>
+                  </w:rPr>
+                  <w:t>Место для ввода текста.</w:t>
+                </w:r>
+              </w:sdtContent>
+            </w:sdt>
+          </w:p>
+          <w:p>
+            <w:pPr>
+              <w:overflowPunct w:val="0"/>
+              <w:autoSpaceDE w:val="0"/>
+              <w:autoSpaceDN w:val="0"/>
+              <w:adjustRightInd w:val="0"/>
+              <w:spacing w:after="0" w:line="240" w:lineRule="auto"/>
+              <w:ind w:right="-108"/>
+              <w:textAlignment w:val="baseline"/>
+              <w:rPr>
+                <w:rFonts w:ascii="Times New Roman" w:eastAsia="MS Mincho" w:hAnsi="Times New Roman" w:cs="Times New Roman"/>
+                <w:b/>
+                <w:sz w:val="16"/>
+                <w:szCs w:val="16"/>
+                <w:lang w:val="uk-UA" w:eastAsia="ru-RU"/>
+              </w:rPr>
+            </w:pPr>
+            <w:r>
+              <w:rPr>
+                <w:rFonts w:ascii="Times New Roman" w:eastAsia="MS Mincho" w:hAnsi="Times New Roman" w:cs="Times New Roman"/>
+                <w:b/>
+                <w:bCs/>
+                <w:sz w:val="16"/>
+                <w:szCs w:val="16"/>
                 <w:lang w:val="uk-UA" w:eastAsia="ru-RU"/>
               </w:rPr>
               <w:t xml:space="preserve">Індивідуальний податковий № </w:t>
@@ -9111,8 +9241,8 @@
                 <w:rPr>
                   <w:rFonts w:ascii="Times New Roman" w:eastAsia="MS Mincho" w:hAnsi="Times New Roman" w:cs="Times New Roman"/>
                   <w:bCs/>
-                  <w:sz w:val="20"/>
-                  <w:szCs w:val="20"/>
+                  <w:sz w:val="16"/>
+                  <w:szCs w:val="16"/>
                   <w:lang w:val="uk-UA" w:eastAsia="ru-RU"/>
                 </w:rPr>
                 <w:alias w:val="CstVAT"/>
@@ -9148,9 +9278,9 @@
               <w:rPr>
                 <w:rFonts w:ascii="Times New Roman" w:eastAsia="MS Mincho" w:hAnsi="Times New Roman" w:cs="Times New Roman"/>
                 <w:b/>
-                <w:sz w:val="20"/>
-                <w:szCs w:val="20"/>
-                <w:lang w:eastAsia="ru-RU"/>
+                <w:sz w:val="16"/>
+                <w:szCs w:val="16"/>
+                <w:lang w:val="uk-UA" w:eastAsia="ru-RU"/>
               </w:rPr>
             </w:pPr>
             <w:r>
@@ -9158,81 +9288,53 @@
                 <w:rFonts w:ascii="Times New Roman" w:eastAsia="MS Mincho" w:hAnsi="Times New Roman" w:cs="Times New Roman"/>
                 <w:b/>
                 <w:bCs/>
-                <w:sz w:val="20"/>
-                <w:szCs w:val="20"/>
+                <w:sz w:val="16"/>
+                <w:szCs w:val="16"/>
                 <w:lang w:val="uk-UA" w:eastAsia="ru-RU"/>
               </w:rPr>
-              <w:t>Є платником</w:t>
+              <w:t>http:/</w:t>
             </w:r>
             <w:r>
               <w:rPr>
                 <w:rFonts w:ascii="Times New Roman" w:eastAsia="MS Mincho" w:hAnsi="Times New Roman" w:cs="Times New Roman"/>
                 <w:b/>
                 <w:bCs/>
-                <w:sz w:val="20"/>
-                <w:szCs w:val="20"/>
-                <w:lang w:eastAsia="ru-RU"/>
-              </w:rPr>
-              <w:t xml:space="preserve"> </w:t>
+                <w:sz w:val="16"/>
+                <w:szCs w:val="16"/>
+                <w:lang w:val="uk-UA" w:eastAsia="ru-RU"/>
+              </w:rPr>
+              <w:t>/</w:t>
             </w:r>
-            <w:sdt>
-              <w:sdtPr>
-                <w:rPr>
-                  <w:rFonts w:ascii="Times New Roman" w:eastAsia="MS Mincho" w:hAnsi="Times New Roman" w:cs="Times New Roman"/>
-                  <w:bCs/>
-                  <w:sz w:val="20"/>
-                  <w:szCs w:val="20"/>
-                  <w:lang w:val="uk-UA" w:eastAsia="ru-RU"/>
-                </w:rPr>
-                <w:alias w:val="CstVATType"/>
-                <w:tag w:val="CstVATType"/>
-                <w:id w:val="25303977"/>
-                <w:placeholder>
-                  <w:docPart w:val="744FF0E0A140452697C6929DDEC59F8D"/>
-                </w:placeholder>
-                <w:showingPlcHdr/>
-                <w15:appearance w15:val="tags"/>
-                <w:text/>
-              </w:sdtPr>
-              <w:sdtEndPr/>
-              <w:sdtContent>
-                <w:r>
-                  <w:rPr>
-                    <w:rStyle w:val="ab"/>
-                    <w:lang w:val="uk-UA"/>
-                  </w:rPr>
-                  <w:t>Место для ввода текста.</w:t>
-                </w:r>
-              </w:sdtContent>
-            </w:sdt>
-          </w:p>
-          <w:p>
-            <w:pPr>
-              <w:overflowPunct w:val="0"/>
-              <w:autoSpaceDE w:val="0"/>
-              <w:autoSpaceDN w:val="0"/>
-              <w:adjustRightInd w:val="0"/>
-              <w:spacing w:after="0" w:line="240" w:lineRule="auto"/>
-              <w:ind w:right="-108"/>
-              <w:textAlignment w:val="baseline"/>
-              <w:rPr>
-                <w:rFonts w:ascii="Times New Roman" w:eastAsia="MS Mincho" w:hAnsi="Times New Roman" w:cs="Times New Roman"/>
-                <w:b/>
-                <w:sz w:val="20"/>
-                <w:szCs w:val="20"/>
-                <w:lang w:val="uk-UA" w:eastAsia="ru-RU"/>
-              </w:rPr>
-            </w:pPr>
             <w:r>
               <w:rPr>
                 <w:rFonts w:ascii="Times New Roman" w:eastAsia="MS Mincho" w:hAnsi="Times New Roman" w:cs="Times New Roman"/>
                 <w:b/>
                 <w:bCs/>
-                <w:sz w:val="20"/>
-                <w:szCs w:val="20"/>
+                <w:sz w:val="16"/>
+                <w:szCs w:val="16"/>
                 <w:lang w:val="uk-UA" w:eastAsia="ru-RU"/>
               </w:rPr>
-              <w:t>http://_________________________________</w:t>
+              <w:t xml:space="preserve"> </w:t>
+            </w:r>
+            <w:r>
+              <w:rPr>
+                <w:rFonts w:ascii="Times New Roman" w:eastAsia="MS Mincho" w:hAnsi="Times New Roman" w:cs="Times New Roman"/>
+                <w:bCs/>
+                <w:sz w:val="16"/>
+                <w:szCs w:val="16"/>
+                <w:lang w:val="uk-UA" w:eastAsia="ru-RU"/>
+              </w:rPr>
+              <w:t>_____</w:t>
+            </w:r>
+            <w:r>
+              <w:rPr>
+                <w:rFonts w:ascii="Times New Roman" w:eastAsia="MS Mincho" w:hAnsi="Times New Roman" w:cs="Times New Roman"/>
+                <w:bCs/>
+                <w:sz w:val="16"/>
+                <w:szCs w:val="16"/>
+                <w:lang w:val="uk-UA" w:eastAsia="ru-RU"/>
+              </w:rPr>
+              <w:t>___________________</w:t>
             </w:r>
           </w:p>
           <w:p>
@@ -9246,9 +9348,9 @@
               <w:textAlignment w:val="baseline"/>
               <w:rPr>
                 <w:rFonts w:ascii="Times New Roman" w:eastAsia="MS Mincho" w:hAnsi="Times New Roman" w:cs="Times New Roman"/>
-                <w:b/>
-                <w:sz w:val="20"/>
-                <w:szCs w:val="20"/>
+                <w:bCs/>
+                <w:sz w:val="16"/>
+                <w:szCs w:val="16"/>
                 <w:lang w:val="uk-UA" w:eastAsia="ru-RU"/>
               </w:rPr>
             </w:pPr>
@@ -9257,8 +9359,8 @@
                 <w:rFonts w:ascii="Times New Roman" w:eastAsia="MS Mincho" w:hAnsi="Times New Roman" w:cs="Times New Roman"/>
                 <w:b/>
                 <w:bCs/>
-                <w:sz w:val="20"/>
-                <w:szCs w:val="20"/>
+                <w:sz w:val="16"/>
+                <w:szCs w:val="16"/>
                 <w:lang w:val="uk-UA" w:eastAsia="ru-RU"/>
               </w:rPr>
               <w:t>E-</w:t>
@@ -9269,8 +9371,8 @@
                 <w:rFonts w:ascii="Times New Roman" w:eastAsia="MS Mincho" w:hAnsi="Times New Roman" w:cs="Times New Roman"/>
                 <w:b/>
                 <w:bCs/>
-                <w:sz w:val="20"/>
-                <w:szCs w:val="20"/>
+                <w:sz w:val="16"/>
+                <w:szCs w:val="16"/>
                 <w:lang w:val="uk-UA" w:eastAsia="ru-RU"/>
               </w:rPr>
               <w:t>mail</w:t>
@@ -9281,13 +9383,196 @@
                 <w:rFonts w:ascii="Times New Roman" w:eastAsia="MS Mincho" w:hAnsi="Times New Roman" w:cs="Times New Roman"/>
                 <w:b/>
                 <w:bCs/>
-                <w:sz w:val="20"/>
-                <w:szCs w:val="20"/>
+                <w:sz w:val="16"/>
+                <w:szCs w:val="16"/>
                 <w:lang w:val="uk-UA" w:eastAsia="ru-RU"/>
               </w:rPr>
-              <w:t>: _______________________________</w:t>
+              <w:t xml:space="preserve">: </w:t>
+            </w:r>
+            <w:r>
+              <w:rPr>
+                <w:rFonts w:ascii="Times New Roman" w:eastAsia="MS Mincho" w:hAnsi="Times New Roman" w:cs="Times New Roman"/>
+                <w:bCs/>
+                <w:sz w:val="16"/>
+                <w:szCs w:val="16"/>
+                <w:lang w:val="uk-UA" w:eastAsia="ru-RU"/>
+              </w:rPr>
+              <w:t>_______________________________</w:t>
             </w:r>
           </w:p>
+          <w:p>
+            <w:pPr>
+              <w:overflowPunct w:val="0"/>
+              <w:autoSpaceDE w:val="0"/>
+              <w:autoSpaceDN w:val="0"/>
+              <w:adjustRightInd w:val="0"/>
+              <w:spacing w:after="0" w:line="240" w:lineRule="auto"/>
+              <w:ind w:right="-108"/>
+              <w:textAlignment w:val="baseline"/>
+              <w:rPr>
+                <w:rFonts w:ascii="Times New Roman" w:eastAsia="MS Mincho" w:hAnsi="Times New Roman" w:cs="Times New Roman"/>
+                <w:b/>
+                <w:bCs/>
+                <w:sz w:val="16"/>
+                <w:szCs w:val="16"/>
+                <w:lang w:val="uk-UA" w:eastAsia="ru-RU"/>
+              </w:rPr>
+            </w:pPr>
+          </w:p>
+          <w:tbl>
+            <w:tblPr>
+              <w:tblStyle w:val="ac"/>
+              <w:tblW w:w="0" w:type="auto"/>
+              <w:tblInd w:w="0" w:type="dxa"/>
+              <w:tblBorders>
+                <w:top w:val="none" w:sz="0" w:space="0" w:color="auto"/>
+                <w:left w:val="none" w:sz="0" w:space="0" w:color="auto"/>
+                <w:bottom w:val="none" w:sz="0" w:space="0" w:color="auto"/>
+                <w:right w:val="none" w:sz="0" w:space="0" w:color="auto"/>
+                <w:insideV w:val="none" w:sz="0" w:space="0" w:color="auto"/>
+              </w:tblBorders>
+              <w:tblLayout w:type="fixed"/>
+              <w:tblCellMar>
+                <w:left w:w="0" w:type="dxa"/>
+                <w:right w:w="0" w:type="dxa"/>
+              </w:tblCellMar>
+              <w:tblLook w:val="04A0" w:firstRow="1" w:lastRow="0" w:firstColumn="1" w:lastColumn="0" w:noHBand="0" w:noVBand="1"/>
+            </w:tblPr>
+            <w:tblGrid>
+              <w:gridCol w:w="2045"/>
+              <w:gridCol w:w="3115"/>
+            </w:tblGrid>
+            <w:tr>
+              <w:trPr>
+                <w:trHeight w:val="424"/>
+              </w:trPr>
+              <w:tc>
+                <w:tcPr>
+                  <w:tcW w:w="2045" w:type="dxa"/>
+                </w:tcPr>
+                <w:p>
+                  <w:pPr>
+                    <w:rPr>
+                      <w:color w:val="000000"/>
+                      <w:sz w:val="16"/>
+                      <w:szCs w:val="16"/>
+                      <w:lang w:val="uk-UA"/>
+                    </w:rPr>
+                  </w:pPr>
+                  <w:r>
+                    <w:rPr>
+                      <w:color w:val="000000"/>
+                      <w:sz w:val="16"/>
+                      <w:szCs w:val="16"/>
+                      <w:lang w:val="uk-UA"/>
+                    </w:rPr>
+                    <w:t xml:space="preserve">______________________  </w:t>
+                  </w:r>
+                </w:p>
+                <w:p>
+                  <w:pPr>
+                    <w:jc w:val="both"/>
+                    <w:rPr>
+                      <w:color w:val="000000"/>
+                      <w:sz w:val="16"/>
+                      <w:szCs w:val="16"/>
+                      <w:lang w:val="uk-UA"/>
+                    </w:rPr>
+                  </w:pPr>
+                  <w:r>
+                    <w:rPr>
+                      <w:color w:val="000000"/>
+                      <w:sz w:val="16"/>
+                      <w:szCs w:val="16"/>
+                      <w:lang w:val="uk-UA"/>
+                    </w:rPr>
+                    <w:t xml:space="preserve">    </w:t>
+                  </w:r>
+                  <w:proofErr w:type="spellStart"/>
+                  <w:r>
+                    <w:rPr>
+                      <w:sz w:val="16"/>
+                      <w:szCs w:val="16"/>
+                      <w:vertAlign w:val="superscript"/>
+                      <w:lang w:val="uk-UA"/>
+                    </w:rPr>
+                    <w:t>м.п</w:t>
+                  </w:r>
+                  <w:proofErr w:type="spellEnd"/>
+                  <w:r>
+                    <w:rPr>
+                      <w:sz w:val="16"/>
+                      <w:szCs w:val="16"/>
+                      <w:vertAlign w:val="superscript"/>
+                      <w:lang w:val="uk-UA"/>
+                    </w:rPr>
+                    <w:t xml:space="preserve">.           (підпис)                   </w:t>
+                  </w:r>
+                </w:p>
+              </w:tc>
+              <w:tc>
+                <w:tcPr>
+                  <w:tcW w:w="3115" w:type="dxa"/>
+                </w:tcPr>
+                <w:p>
+                  <w:pPr>
+                    <w:rPr>
+                      <w:color w:val="000000"/>
+                      <w:sz w:val="16"/>
+                      <w:szCs w:val="16"/>
+                      <w:lang w:val="uk-UA"/>
+                    </w:rPr>
+                  </w:pPr>
+                  <w:r>
+                    <w:rPr>
+                      <w:color w:val="000000"/>
+                      <w:sz w:val="16"/>
+                      <w:szCs w:val="16"/>
+                      <w:lang w:val="uk-UA"/>
+                    </w:rPr>
+                    <w:t xml:space="preserve">/ </w:t>
+                  </w:r>
+                  <w:sdt>
+                    <w:sdtPr>
+                      <w:rPr>
+                        <w:b/>
+                        <w:sz w:val="16"/>
+                        <w:szCs w:val="16"/>
+                        <w:lang w:val="uk-UA"/>
+                      </w:rPr>
+                      <w:alias w:val="CstPerson1"/>
+                      <w:tag w:val="CstPerson1"/>
+                      <w:id w:val="433098122"/>
+                      <w:placeholder>
+                        <w:docPart w:val="4C8EBC7185994E9A8575E761D5A3BAEF"/>
+                      </w:placeholder>
+                      <w:showingPlcHdr/>
+                      <w15:appearance w15:val="tags"/>
+                      <w:text/>
+                    </w:sdtPr>
+                    <w:sdtEndPr/>
+                    <w:sdtContent>
+                      <w:r>
+                        <w:rPr>
+                          <w:rStyle w:val="ab"/>
+                        </w:rPr>
+                        <w:t>Место для ввода текста.</w:t>
+                      </w:r>
+                    </w:sdtContent>
+                  </w:sdt>
+                  <w:r>
+                    <w:rPr>
+                      <w:color w:val="000000"/>
+                      <w:sz w:val="16"/>
+                      <w:szCs w:val="16"/>
+                      <w:lang w:val="uk-UA"/>
+                    </w:rPr>
+                    <w:t xml:space="preserve"> /</w:t>
+                  </w:r>
+                </w:p>
+              </w:tc>
+            </w:tr>
+          </w:tbl>
           <w:p>
             <w:pPr>
               <w:overflowPunct w:val="0"/>
@@ -20664,6 +20949,65 @@
       <w:color w:val="808080"/>
     </w:rPr>
   </w:style>
+  <w:style w:type="table" w:styleId="ac">
+    <w:name w:val="Table Grid"/>
+    <w:basedOn w:val="a1"/>
+    <w:uiPriority w:val="59"/>
+    <w:rsid w:val="009D12C2"/>
+    <w:pPr>
+      <w:autoSpaceDE w:val="0"/>
+      <w:autoSpaceDN w:val="0"/>
+      <w:spacing w:after="0" w:line="240" w:lineRule="auto"/>
+    </w:pPr>
+    <w:rPr>
+      <w:rFonts w:ascii="Times New Roman" w:eastAsia="Times New Roman" w:hAnsi="Times New Roman" w:cs="Times New Roman"/>
+      <w:sz w:val="20"/>
+      <w:szCs w:val="20"/>
+      <w:lang w:val="ru-UA" w:eastAsia="ru-UA"/>
+    </w:rPr>
+    <w:tblPr>
+      <w:tblInd w:w="0" w:type="nil"/>
+      <w:tblBorders>
+        <w:top w:val="single" w:sz="4" w:space="0" w:color="auto"/>
+        <w:left w:val="single" w:sz="4" w:space="0" w:color="auto"/>
+        <w:bottom w:val="single" w:sz="4" w:space="0" w:color="auto"/>
+        <w:right w:val="single" w:sz="4" w:space="0" w:color="auto"/>
+        <w:insideH w:val="single" w:sz="4" w:space="0" w:color="auto"/>
+        <w:insideV w:val="single" w:sz="4" w:space="0" w:color="auto"/>
+      </w:tblBorders>
+    </w:tblPr>
+  </w:style>
+  <w:style w:type="paragraph" w:styleId="ad">
+    <w:name w:val="Balloon Text"/>
+    <w:basedOn w:val="a"/>
+    <w:link w:val="ae"/>
+    <w:uiPriority w:val="99"/>
+    <w:semiHidden/>
+    <w:unhideWhenUsed/>
+    <w:rsid w:val="00993671"/>
+    <w:pPr>
+      <w:spacing w:after="0" w:line="240" w:lineRule="auto"/>
+    </w:pPr>
+    <w:rPr>
+      <w:rFonts w:ascii="Segoe UI" w:hAnsi="Segoe UI" w:cs="Segoe UI"/>
+      <w:sz w:val="18"/>
+      <w:szCs w:val="18"/>
+    </w:rPr>
+  </w:style>
+  <w:style w:type="character" w:customStyle="1" w:styleId="ae">
+    <w:name w:val="Текст выноски Знак"/>
+    <w:basedOn w:val="a0"/>
+    <w:link w:val="ad"/>
+    <w:uiPriority w:val="99"/>
+    <w:semiHidden/>
+    <w:rsid w:val="00993671"/>
+    <w:rPr>
+      <w:rFonts w:ascii="Segoe UI" w:hAnsi="Segoe UI" w:cs="Segoe UI"/>
+      <w:sz w:val="18"/>
+      <w:szCs w:val="18"/>
+      <w:lang w:val="ru-RU"/>
+    </w:rPr>
+  </w:style>
 </w:styles>
 </file>
 
@@ -20849,32 +21193,6 @@
               <w:lang w:val="uk-UA"/>
             </w:rPr>
             <w:t>Место для ввода текста.</w:t>
-          </w:r>
-        </w:p>
-      </w:docPartBody>
-    </w:docPart>
-    <w:docPart>
-      <w:docPartPr>
-        <w:name w:val="DefaultPlaceholder_-1854013436"/>
-        <w:category>
-          <w:name w:val="Общие"/>
-          <w:gallery w:val="placeholder"/>
-        </w:category>
-        <w:types>
-          <w:type w:val="bbPlcHdr"/>
-        </w:types>
-        <w:behaviors>
-          <w:behavior w:val="content"/>
-        </w:behaviors>
-        <w:guid w:val="{314AF060-33ED-429B-AF6D-DF924499402B}"/>
-      </w:docPartPr>
-      <w:docPartBody>
-        <w:p>
-          <w:r>
-            <w:rPr>
-              <w:rStyle w:val="a3"/>
-            </w:rPr>
-            <w:t>Выберите стандартный блок.</w:t>
           </w:r>
         </w:p>
       </w:docPartBody>
@@ -21380,64 +21698,6 @@
     </w:docPart>
     <w:docPart>
       <w:docPartPr>
-        <w:name w:val="2F9FB1C1BDAE49B28DC7E3BD4E8A89A5"/>
-        <w:category>
-          <w:name w:val="Общие"/>
-          <w:gallery w:val="placeholder"/>
-        </w:category>
-        <w:types>
-          <w:type w:val="bbPlcHdr"/>
-        </w:types>
-        <w:behaviors>
-          <w:behavior w:val="content"/>
-        </w:behaviors>
-        <w:guid w:val="{47CBA93F-921F-4E4D-AFBC-0EBD2A7039E6}"/>
-      </w:docPartPr>
-      <w:docPartBody>
-        <w:p>
-          <w:pPr>
-            <w:pStyle w:val="2F9FB1C1BDAE49B28DC7E3BD4E8A89A5"/>
-          </w:pPr>
-          <w:r>
-            <w:rPr>
-              <w:rStyle w:val="a3"/>
-            </w:rPr>
-            <w:t>Место для ввода текста.</w:t>
-          </w:r>
-        </w:p>
-      </w:docPartBody>
-    </w:docPart>
-    <w:docPart>
-      <w:docPartPr>
-        <w:name w:val="646D8FCC08B143F5A0B49A5839882885"/>
-        <w:category>
-          <w:name w:val="Общие"/>
-          <w:gallery w:val="placeholder"/>
-        </w:category>
-        <w:types>
-          <w:type w:val="bbPlcHdr"/>
-        </w:types>
-        <w:behaviors>
-          <w:behavior w:val="content"/>
-        </w:behaviors>
-        <w:guid w:val="{FA3A8032-9413-4699-A878-85C9797469C2}"/>
-      </w:docPartPr>
-      <w:docPartBody>
-        <w:p>
-          <w:pPr>
-            <w:pStyle w:val="646D8FCC08B143F5A0B49A5839882885"/>
-          </w:pPr>
-          <w:r>
-            <w:rPr>
-              <w:rStyle w:val="a3"/>
-            </w:rPr>
-            <w:t>Место для ввода текста.</w:t>
-          </w:r>
-        </w:p>
-      </w:docPartBody>
-    </w:docPart>
-    <w:docPart>
-      <w:docPartPr>
         <w:name w:val="BD145D43A4534FD4B76CC48ACECDF073"/>
         <w:category>
           <w:name w:val="Общие"/>
@@ -21467,7 +21727,7 @@
     </w:docPart>
     <w:docPart>
       <w:docPartPr>
-        <w:name w:val="744FF0E0A140452697C6929DDEC59F8D"/>
+        <w:name w:val="FF0108B6C1B84D489B31D2D2A6750D2F"/>
         <w:category>
           <w:name w:val="Общие"/>
           <w:gallery w:val="placeholder"/>
@@ -21478,17 +21738,131 @@
         <w:behaviors>
           <w:behavior w:val="content"/>
         </w:behaviors>
-        <w:guid w:val="{8559A16D-2DF2-444C-B227-C15EC1CA8903}"/>
+        <w:guid w:val="{8CEF1C2A-6315-4A4B-AA21-8B89ECB388BD}"/>
       </w:docPartPr>
       <w:docPartBody>
         <w:p>
           <w:pPr>
-            <w:pStyle w:val="744FF0E0A140452697C6929DDEC59F8D"/>
+            <w:pStyle w:val="FF0108B6C1B84D489B31D2D2A6750D2F"/>
           </w:pPr>
           <w:r>
             <w:rPr>
               <w:rStyle w:val="a3"/>
               <w:lang w:val="uk-UA"/>
+            </w:rPr>
+            <w:t>Место для ввода текста.</w:t>
+          </w:r>
+        </w:p>
+      </w:docPartBody>
+    </w:docPart>
+    <w:docPart>
+      <w:docPartPr>
+        <w:name w:val="4C8EBC7185994E9A8575E761D5A3BAEF"/>
+        <w:category>
+          <w:name w:val="Общие"/>
+          <w:gallery w:val="placeholder"/>
+        </w:category>
+        <w:types>
+          <w:type w:val="bbPlcHdr"/>
+        </w:types>
+        <w:behaviors>
+          <w:behavior w:val="content"/>
+        </w:behaviors>
+        <w:guid w:val="{CBA44707-8C2F-4139-9FD1-C37CCE0BD81B}"/>
+      </w:docPartPr>
+      <w:docPartBody>
+        <w:p>
+          <w:pPr>
+            <w:pStyle w:val="4C8EBC7185994E9A8575E761D5A3BAEF"/>
+          </w:pPr>
+          <w:r>
+            <w:rPr>
+              <w:rStyle w:val="a3"/>
+            </w:rPr>
+            <w:t>Место для ввода текста.</w:t>
+          </w:r>
+        </w:p>
+      </w:docPartBody>
+    </w:docPart>
+    <w:docPart>
+      <w:docPartPr>
+        <w:name w:val="0D39EF221C864FE493C054F4913E0B29"/>
+        <w:category>
+          <w:name w:val="Общие"/>
+          <w:gallery w:val="placeholder"/>
+        </w:category>
+        <w:types>
+          <w:type w:val="bbPlcHdr"/>
+        </w:types>
+        <w:behaviors>
+          <w:behavior w:val="content"/>
+        </w:behaviors>
+        <w:guid w:val="{A9AF2A33-228C-4C28-B9C9-0E6C2AA57114}"/>
+      </w:docPartPr>
+      <w:docPartBody>
+        <w:p>
+          <w:pPr>
+            <w:pStyle w:val="0D39EF221C864FE493C054F4913E0B29"/>
+          </w:pPr>
+          <w:r>
+            <w:rPr>
+              <w:rStyle w:val="a3"/>
+              <w:lang w:val="uk-UA"/>
+            </w:rPr>
+            <w:t>Место для ввода текста.</w:t>
+          </w:r>
+        </w:p>
+      </w:docPartBody>
+    </w:docPart>
+    <w:docPart>
+      <w:docPartPr>
+        <w:name w:val="DefaultPlaceholder_-1854013436"/>
+        <w:category>
+          <w:name w:val="Общие"/>
+          <w:gallery w:val="placeholder"/>
+        </w:category>
+        <w:types>
+          <w:type w:val="bbPlcHdr"/>
+        </w:types>
+        <w:behaviors>
+          <w:behavior w:val="content"/>
+        </w:behaviors>
+        <w:guid w:val="{82734E2F-9487-4337-ABB5-E5B0CC7F952B}"/>
+      </w:docPartPr>
+      <w:docPartBody>
+        <w:p>
+          <w:r>
+            <w:rPr>
+              <w:rStyle w:val="a3"/>
+            </w:rPr>
+            <w:t>Выберите стандартный блок.</w:t>
+          </w:r>
+        </w:p>
+      </w:docPartBody>
+    </w:docPart>
+    <w:docPart>
+      <w:docPartPr>
+        <w:name w:val="055B3341A33D472B9862CBE98FBA473C"/>
+        <w:category>
+          <w:name w:val="Общие"/>
+          <w:gallery w:val="placeholder"/>
+        </w:category>
+        <w:types>
+          <w:type w:val="bbPlcHdr"/>
+        </w:types>
+        <w:behaviors>
+          <w:behavior w:val="content"/>
+        </w:behaviors>
+        <w:guid w:val="{687057EB-3DBE-4795-8476-23ECDE8832BB}"/>
+      </w:docPartPr>
+      <w:docPartBody>
+        <w:p>
+          <w:pPr>
+            <w:pStyle w:val="055B3341A33D472B9862CBE98FBA473C"/>
+          </w:pPr>
+          <w:r>
+            <w:rPr>
+              <w:rStyle w:val="a3"/>
             </w:rPr>
             <w:t>Место для ввода текста.</w:t>
           </w:r>
@@ -21523,19 +21897,19 @@
     <w:pitch w:val="fixed"/>
     <w:sig w:usb0="E00002FF" w:usb1="6AC7FDFB" w:usb2="08000012" w:usb3="00000000" w:csb0="0002009F" w:csb1="00000000"/>
   </w:font>
+  <w:font w:name="Segoe UI">
+    <w:panose1 w:val="020B0502040204020203"/>
+    <w:charset w:val="CC"/>
+    <w:family w:val="swiss"/>
+    <w:pitch w:val="variable"/>
+    <w:sig w:usb0="E4002EFF" w:usb1="C000E47F" w:usb2="00000009" w:usb3="00000000" w:csb0="000001FF" w:csb1="00000000"/>
+  </w:font>
   <w:font w:name="Times New Roman CYR">
     <w:panose1 w:val="02020603050405020304"/>
     <w:charset w:val="CC"/>
     <w:family w:val="roman"/>
     <w:pitch w:val="variable"/>
     <w:sig w:usb0="E0002EFF" w:usb1="C000785B" w:usb2="00000009" w:usb3="00000000" w:csb0="000001FF" w:csb1="00000000"/>
-  </w:font>
-  <w:font w:name="Verdana">
-    <w:panose1 w:val="020B0604030504040204"/>
-    <w:charset w:val="CC"/>
-    <w:family w:val="swiss"/>
-    <w:pitch w:val="variable"/>
-    <w:sig w:usb0="A00006FF" w:usb1="4000205B" w:usb2="00000010" w:usb3="00000000" w:csb0="0000019F" w:csb1="00000000"/>
   </w:font>
   <w:font w:name="inherit">
     <w:altName w:val="Times New Roman"/>
@@ -21606,9 +21980,13 @@
   </w:compat>
   <w:rsids>
     <w:rsidRoot w:val="00FB4400"/>
+    <w:rsid w:val="000E5F26"/>
     <w:rsid w:val="00177C36"/>
+    <w:rsid w:val="00324225"/>
+    <w:rsid w:val="00431599"/>
     <w:rsid w:val="008F261A"/>
     <w:rsid w:val="00B94674"/>
+    <w:rsid w:val="00DE0F07"/>
     <w:rsid w:val="00FB4400"/>
   </w:rsids>
   <m:mathPr>
@@ -22062,7 +22440,7 @@
     <w:basedOn w:val="a0"/>
     <w:uiPriority w:val="99"/>
     <w:semiHidden/>
-    <w:rsid w:val="00FB4400"/>
+    <w:rsid w:val="00DE0F07"/>
     <w:rPr>
       <w:color w:val="808080"/>
     </w:rPr>
@@ -22226,6 +22604,25 @@
   <w:style w:type="paragraph" w:customStyle="1" w:styleId="744FF0E0A140452697C6929DDEC59F8D">
     <w:name w:val="744FF0E0A140452697C6929DDEC59F8D"/>
     <w:rsid w:val="00FB4400"/>
+  </w:style>
+  <w:style w:type="paragraph" w:customStyle="1" w:styleId="FF0108B6C1B84D489B31D2D2A6750D2F">
+    <w:name w:val="FF0108B6C1B84D489B31D2D2A6750D2F"/>
+    <w:rsid w:val="00324225"/>
+  </w:style>
+  <w:style w:type="paragraph" w:customStyle="1" w:styleId="4C8EBC7185994E9A8575E761D5A3BAEF">
+    <w:name w:val="4C8EBC7185994E9A8575E761D5A3BAEF"/>
+    <w:rsid w:val="00431599"/>
+  </w:style>
+  <w:style w:type="paragraph" w:customStyle="1" w:styleId="0D39EF221C864FE493C054F4913E0B29">
+    <w:name w:val="0D39EF221C864FE493C054F4913E0B29"/>
+    <w:rsid w:val="000E5F26"/>
+  </w:style>
+  <w:style w:type="paragraph" w:customStyle="1" w:styleId="055B3341A33D472B9862CBE98FBA473C">
+    <w:name w:val="055B3341A33D472B9862CBE98FBA473C"/>
+    <w:rsid w:val="00DE0F07"/>
+    <w:rPr>
+      <w:lang w:val="ru-UA" w:eastAsia="ru-UA"/>
+    </w:rPr>
   </w:style>
 </w:styles>
 </file>
